--- a/estagio (william sleman).docx
+++ b/estagio (william sleman).docx
@@ -235,31 +235,34 @@
           <w:szCs w:val="24"/>
         </w:rPr>
       </w:pPr>
-      <w:r>
-        <w:rPr>
-          <w:rFonts w:ascii="Times New Roman" w:eastAsia="Times New Roman" w:hAnsi="Times New Roman" w:cs="Times New Roman"/>
-          <w:sz w:val="24"/>
-          <w:szCs w:val="24"/>
-        </w:rPr>
-        <w:t xml:space="preserve">Relatório de Estágio Supervisionado apresentado como requisito parcial para a aprovação na disciplina de Estágio Curricular </w:t>
-      </w:r>
-      <w:r>
-        <w:rPr>
-          <w:rFonts w:ascii="Times New Roman" w:eastAsia="Times New Roman" w:hAnsi="Times New Roman" w:cs="Times New Roman"/>
-          <w:sz w:val="24"/>
-          <w:szCs w:val="24"/>
-          <w:highlight w:val="yellow"/>
-        </w:rPr>
-        <w:t>Supervisionado I</w:t>
-      </w:r>
-      <w:r>
-        <w:rPr>
-          <w:rFonts w:ascii="Times New Roman" w:eastAsia="Times New Roman" w:hAnsi="Times New Roman" w:cs="Times New Roman"/>
-          <w:sz w:val="24"/>
-          <w:szCs w:val="24"/>
-        </w:rPr>
-        <w:t>, ao Curso de Engenharia</w:t>
-      </w:r>
+      <w:proofErr w:type="spellStart"/>
+      <w:r>
+        <w:rPr>
+          <w:rFonts w:ascii="Times New Roman" w:eastAsia="Times New Roman" w:hAnsi="Times New Roman" w:cs="Times New Roman"/>
+          <w:sz w:val="24"/>
+          <w:szCs w:val="24"/>
+        </w:rPr>
+        <w:t>Relatório</w:t>
+      </w:r>
+      <w:proofErr w:type="spellEnd"/>
+      <w:r>
+        <w:rPr>
+          <w:rFonts w:ascii="Times New Roman" w:eastAsia="Times New Roman" w:hAnsi="Times New Roman" w:cs="Times New Roman"/>
+          <w:sz w:val="24"/>
+          <w:szCs w:val="24"/>
+        </w:rPr>
+        <w:t xml:space="preserve"> de </w:t>
+      </w:r>
+      <w:proofErr w:type="spellStart"/>
+      <w:r>
+        <w:rPr>
+          <w:rFonts w:ascii="Times New Roman" w:eastAsia="Times New Roman" w:hAnsi="Times New Roman" w:cs="Times New Roman"/>
+          <w:sz w:val="24"/>
+          <w:szCs w:val="24"/>
+        </w:rPr>
+        <w:t>Estágio</w:t>
+      </w:r>
+      <w:proofErr w:type="spellEnd"/>
       <w:r>
         <w:rPr>
           <w:rFonts w:ascii="Times New Roman" w:eastAsia="Times New Roman" w:hAnsi="Times New Roman" w:cs="Times New Roman"/>
@@ -268,24 +271,258 @@
         </w:rPr>
         <w:t xml:space="preserve"> </w:t>
       </w:r>
-      <w:r>
-        <w:rPr>
-          <w:rFonts w:ascii="Times New Roman" w:eastAsia="Times New Roman" w:hAnsi="Times New Roman" w:cs="Times New Roman"/>
-          <w:sz w:val="24"/>
-          <w:szCs w:val="24"/>
-          <w:highlight w:val="yellow"/>
-        </w:rPr>
-        <w:t>Elétrica,</w:t>
-      </w:r>
-      <w:r>
-        <w:rPr>
-          <w:rFonts w:ascii="Times New Roman" w:eastAsia="Times New Roman" w:hAnsi="Times New Roman" w:cs="Times New Roman"/>
-          <w:sz w:val="24"/>
-          <w:szCs w:val="24"/>
-          <w:highlight w:val="yellow"/>
-        </w:rPr>
-        <w:t xml:space="preserve"> Mecânica ou Produção</w:t>
-      </w:r>
+      <w:proofErr w:type="spellStart"/>
+      <w:r>
+        <w:rPr>
+          <w:rFonts w:ascii="Times New Roman" w:eastAsia="Times New Roman" w:hAnsi="Times New Roman" w:cs="Times New Roman"/>
+          <w:sz w:val="24"/>
+          <w:szCs w:val="24"/>
+        </w:rPr>
+        <w:t>Supervisionado</w:t>
+      </w:r>
+      <w:proofErr w:type="spellEnd"/>
+      <w:r>
+        <w:rPr>
+          <w:rFonts w:ascii="Times New Roman" w:eastAsia="Times New Roman" w:hAnsi="Times New Roman" w:cs="Times New Roman"/>
+          <w:sz w:val="24"/>
+          <w:szCs w:val="24"/>
+        </w:rPr>
+        <w:t xml:space="preserve"> </w:t>
+      </w:r>
+      <w:proofErr w:type="spellStart"/>
+      <w:r>
+        <w:rPr>
+          <w:rFonts w:ascii="Times New Roman" w:eastAsia="Times New Roman" w:hAnsi="Times New Roman" w:cs="Times New Roman"/>
+          <w:sz w:val="24"/>
+          <w:szCs w:val="24"/>
+        </w:rPr>
+        <w:t>apresentado</w:t>
+      </w:r>
+      <w:proofErr w:type="spellEnd"/>
+      <w:r>
+        <w:rPr>
+          <w:rFonts w:ascii="Times New Roman" w:eastAsia="Times New Roman" w:hAnsi="Times New Roman" w:cs="Times New Roman"/>
+          <w:sz w:val="24"/>
+          <w:szCs w:val="24"/>
+        </w:rPr>
+        <w:t xml:space="preserve"> </w:t>
+      </w:r>
+      <w:proofErr w:type="spellStart"/>
+      <w:r>
+        <w:rPr>
+          <w:rFonts w:ascii="Times New Roman" w:eastAsia="Times New Roman" w:hAnsi="Times New Roman" w:cs="Times New Roman"/>
+          <w:sz w:val="24"/>
+          <w:szCs w:val="24"/>
+        </w:rPr>
+        <w:t>como</w:t>
+      </w:r>
+      <w:proofErr w:type="spellEnd"/>
+      <w:r>
+        <w:rPr>
+          <w:rFonts w:ascii="Times New Roman" w:eastAsia="Times New Roman" w:hAnsi="Times New Roman" w:cs="Times New Roman"/>
+          <w:sz w:val="24"/>
+          <w:szCs w:val="24"/>
+        </w:rPr>
+        <w:t xml:space="preserve"> </w:t>
+      </w:r>
+      <w:proofErr w:type="spellStart"/>
+      <w:r>
+        <w:rPr>
+          <w:rFonts w:ascii="Times New Roman" w:eastAsia="Times New Roman" w:hAnsi="Times New Roman" w:cs="Times New Roman"/>
+          <w:sz w:val="24"/>
+          <w:szCs w:val="24"/>
+        </w:rPr>
+        <w:t>requisito</w:t>
+      </w:r>
+      <w:proofErr w:type="spellEnd"/>
+      <w:r>
+        <w:rPr>
+          <w:rFonts w:ascii="Times New Roman" w:eastAsia="Times New Roman" w:hAnsi="Times New Roman" w:cs="Times New Roman"/>
+          <w:sz w:val="24"/>
+          <w:szCs w:val="24"/>
+        </w:rPr>
+        <w:t xml:space="preserve"> </w:t>
+      </w:r>
+      <w:proofErr w:type="spellStart"/>
+      <w:r>
+        <w:rPr>
+          <w:rFonts w:ascii="Times New Roman" w:eastAsia="Times New Roman" w:hAnsi="Times New Roman" w:cs="Times New Roman"/>
+          <w:sz w:val="24"/>
+          <w:szCs w:val="24"/>
+        </w:rPr>
+        <w:t>parcial</w:t>
+      </w:r>
+      <w:proofErr w:type="spellEnd"/>
+      <w:r>
+        <w:rPr>
+          <w:rFonts w:ascii="Times New Roman" w:eastAsia="Times New Roman" w:hAnsi="Times New Roman" w:cs="Times New Roman"/>
+          <w:sz w:val="24"/>
+          <w:szCs w:val="24"/>
+        </w:rPr>
+        <w:t xml:space="preserve"> para </w:t>
+      </w:r>
+      <w:proofErr w:type="gramStart"/>
+      <w:r>
+        <w:rPr>
+          <w:rFonts w:ascii="Times New Roman" w:eastAsia="Times New Roman" w:hAnsi="Times New Roman" w:cs="Times New Roman"/>
+          <w:sz w:val="24"/>
+          <w:szCs w:val="24"/>
+        </w:rPr>
+        <w:t>a</w:t>
+      </w:r>
+      <w:proofErr w:type="gramEnd"/>
+      <w:r>
+        <w:rPr>
+          <w:rFonts w:ascii="Times New Roman" w:eastAsia="Times New Roman" w:hAnsi="Times New Roman" w:cs="Times New Roman"/>
+          <w:sz w:val="24"/>
+          <w:szCs w:val="24"/>
+        </w:rPr>
+        <w:t xml:space="preserve"> </w:t>
+      </w:r>
+      <w:proofErr w:type="spellStart"/>
+      <w:r>
+        <w:rPr>
+          <w:rFonts w:ascii="Times New Roman" w:eastAsia="Times New Roman" w:hAnsi="Times New Roman" w:cs="Times New Roman"/>
+          <w:sz w:val="24"/>
+          <w:szCs w:val="24"/>
+        </w:rPr>
+        <w:t>aprovação</w:t>
+      </w:r>
+      <w:proofErr w:type="spellEnd"/>
+      <w:r>
+        <w:rPr>
+          <w:rFonts w:ascii="Times New Roman" w:eastAsia="Times New Roman" w:hAnsi="Times New Roman" w:cs="Times New Roman"/>
+          <w:sz w:val="24"/>
+          <w:szCs w:val="24"/>
+        </w:rPr>
+        <w:t xml:space="preserve"> </w:t>
+      </w:r>
+      <w:proofErr w:type="spellStart"/>
+      <w:r>
+        <w:rPr>
+          <w:rFonts w:ascii="Times New Roman" w:eastAsia="Times New Roman" w:hAnsi="Times New Roman" w:cs="Times New Roman"/>
+          <w:sz w:val="24"/>
+          <w:szCs w:val="24"/>
+        </w:rPr>
+        <w:t>na</w:t>
+      </w:r>
+      <w:proofErr w:type="spellEnd"/>
+      <w:r>
+        <w:rPr>
+          <w:rFonts w:ascii="Times New Roman" w:eastAsia="Times New Roman" w:hAnsi="Times New Roman" w:cs="Times New Roman"/>
+          <w:sz w:val="24"/>
+          <w:szCs w:val="24"/>
+        </w:rPr>
+        <w:t xml:space="preserve"> </w:t>
+      </w:r>
+      <w:proofErr w:type="spellStart"/>
+      <w:r>
+        <w:rPr>
+          <w:rFonts w:ascii="Times New Roman" w:eastAsia="Times New Roman" w:hAnsi="Times New Roman" w:cs="Times New Roman"/>
+          <w:sz w:val="24"/>
+          <w:szCs w:val="24"/>
+        </w:rPr>
+        <w:t>disciplina</w:t>
+      </w:r>
+      <w:proofErr w:type="spellEnd"/>
+      <w:r>
+        <w:rPr>
+          <w:rFonts w:ascii="Times New Roman" w:eastAsia="Times New Roman" w:hAnsi="Times New Roman" w:cs="Times New Roman"/>
+          <w:sz w:val="24"/>
+          <w:szCs w:val="24"/>
+        </w:rPr>
+        <w:t xml:space="preserve"> de </w:t>
+      </w:r>
+      <w:proofErr w:type="spellStart"/>
+      <w:r>
+        <w:rPr>
+          <w:rFonts w:ascii="Times New Roman" w:eastAsia="Times New Roman" w:hAnsi="Times New Roman" w:cs="Times New Roman"/>
+          <w:sz w:val="24"/>
+          <w:szCs w:val="24"/>
+        </w:rPr>
+        <w:t>Estágio</w:t>
+      </w:r>
+      <w:proofErr w:type="spellEnd"/>
+      <w:r>
+        <w:rPr>
+          <w:rFonts w:ascii="Times New Roman" w:eastAsia="Times New Roman" w:hAnsi="Times New Roman" w:cs="Times New Roman"/>
+          <w:sz w:val="24"/>
+          <w:szCs w:val="24"/>
+        </w:rPr>
+        <w:t xml:space="preserve"> Curricular </w:t>
+      </w:r>
+      <w:proofErr w:type="spellStart"/>
+      <w:r>
+        <w:rPr>
+          <w:rFonts w:ascii="Times New Roman" w:eastAsia="Times New Roman" w:hAnsi="Times New Roman" w:cs="Times New Roman"/>
+          <w:sz w:val="24"/>
+          <w:szCs w:val="24"/>
+        </w:rPr>
+        <w:t>Supervisionado</w:t>
+      </w:r>
+      <w:proofErr w:type="spellEnd"/>
+      <w:r>
+        <w:rPr>
+          <w:rFonts w:ascii="Times New Roman" w:eastAsia="Times New Roman" w:hAnsi="Times New Roman" w:cs="Times New Roman"/>
+          <w:sz w:val="24"/>
+          <w:szCs w:val="24"/>
+        </w:rPr>
+        <w:t xml:space="preserve"> I</w:t>
+      </w:r>
+      <w:r>
+        <w:rPr>
+          <w:rFonts w:ascii="Times New Roman" w:eastAsia="Times New Roman" w:hAnsi="Times New Roman" w:cs="Times New Roman"/>
+          <w:sz w:val="24"/>
+          <w:szCs w:val="24"/>
+        </w:rPr>
+        <w:t xml:space="preserve">, ao </w:t>
+      </w:r>
+      <w:proofErr w:type="spellStart"/>
+      <w:r>
+        <w:rPr>
+          <w:rFonts w:ascii="Times New Roman" w:eastAsia="Times New Roman" w:hAnsi="Times New Roman" w:cs="Times New Roman"/>
+          <w:sz w:val="24"/>
+          <w:szCs w:val="24"/>
+        </w:rPr>
+        <w:t>Curso</w:t>
+      </w:r>
+      <w:proofErr w:type="spellEnd"/>
+      <w:r>
+        <w:rPr>
+          <w:rFonts w:ascii="Times New Roman" w:eastAsia="Times New Roman" w:hAnsi="Times New Roman" w:cs="Times New Roman"/>
+          <w:sz w:val="24"/>
+          <w:szCs w:val="24"/>
+        </w:rPr>
+        <w:t xml:space="preserve"> de </w:t>
+      </w:r>
+      <w:proofErr w:type="spellStart"/>
+      <w:r>
+        <w:rPr>
+          <w:rFonts w:ascii="Times New Roman" w:eastAsia="Times New Roman" w:hAnsi="Times New Roman" w:cs="Times New Roman"/>
+          <w:sz w:val="24"/>
+          <w:szCs w:val="24"/>
+        </w:rPr>
+        <w:t>Engenharia</w:t>
+      </w:r>
+      <w:proofErr w:type="spellEnd"/>
+      <w:r>
+        <w:rPr>
+          <w:rFonts w:ascii="Times New Roman" w:eastAsia="Times New Roman" w:hAnsi="Times New Roman" w:cs="Times New Roman"/>
+          <w:sz w:val="24"/>
+          <w:szCs w:val="24"/>
+        </w:rPr>
+        <w:t xml:space="preserve"> </w:t>
+      </w:r>
+      <w:proofErr w:type="spellStart"/>
+      <w:r>
+        <w:rPr>
+          <w:rFonts w:ascii="Times New Roman" w:eastAsia="Times New Roman" w:hAnsi="Times New Roman" w:cs="Times New Roman"/>
+          <w:sz w:val="24"/>
+          <w:szCs w:val="24"/>
+        </w:rPr>
+        <w:t>Elétrica</w:t>
+      </w:r>
+      <w:proofErr w:type="spellEnd"/>
       <w:r>
         <w:rPr>
           <w:rFonts w:ascii="Times New Roman" w:eastAsia="Times New Roman" w:hAnsi="Times New Roman" w:cs="Times New Roman"/>
@@ -361,7 +598,6 @@
         <w:jc w:val="center"/>
         <w:rPr>
           <w:rFonts w:ascii="Times New Roman" w:eastAsia="Times New Roman" w:hAnsi="Times New Roman" w:cs="Times New Roman"/>
-          <w:b/>
           <w:sz w:val="24"/>
           <w:szCs w:val="24"/>
         </w:rPr>
@@ -381,10 +617,29 @@
         <w:jc w:val="center"/>
         <w:rPr>
           <w:rFonts w:ascii="Times New Roman" w:eastAsia="Times New Roman" w:hAnsi="Times New Roman" w:cs="Times New Roman"/>
-          <w:sz w:val="24"/>
-          <w:szCs w:val="24"/>
-        </w:rPr>
-      </w:pPr>
+          <w:b/>
+          <w:sz w:val="24"/>
+          <w:szCs w:val="24"/>
+        </w:rPr>
+      </w:pPr>
+      <w:r>
+        <w:rPr>
+          <w:rFonts w:ascii="Times New Roman" w:eastAsia="Times New Roman" w:hAnsi="Times New Roman" w:cs="Times New Roman"/>
+          <w:sz w:val="24"/>
+          <w:szCs w:val="24"/>
+        </w:rPr>
+        <w:t xml:space="preserve">Evandro Carlos </w:t>
+      </w:r>
+      <w:proofErr w:type="spellStart"/>
+      <w:r>
+        <w:rPr>
+          <w:rFonts w:ascii="Times New Roman" w:eastAsia="Times New Roman" w:hAnsi="Times New Roman" w:cs="Times New Roman"/>
+          <w:sz w:val="24"/>
+          <w:szCs w:val="24"/>
+        </w:rPr>
+        <w:t>Soffiati</w:t>
+      </w:r>
+      <w:proofErr w:type="spellEnd"/>
     </w:p>
     <w:p>
       <w:pPr>
@@ -428,12 +683,23 @@
           <w:sz w:val="24"/>
           <w:szCs w:val="24"/>
         </w:rPr>
+      </w:pPr>
+    </w:p>
+    <w:p>
+      <w:pPr>
+        <w:spacing w:line="360" w:lineRule="auto"/>
+        <w:jc w:val="center"/>
+        <w:rPr>
+          <w:rFonts w:ascii="Times New Roman" w:eastAsia="Times New Roman" w:hAnsi="Times New Roman" w:cs="Times New Roman"/>
+          <w:sz w:val="24"/>
+          <w:szCs w:val="24"/>
+        </w:rPr>
         <w:sectPr>
-          <w:headerReference w:type="even" r:id="rId6"/>
-          <w:headerReference w:type="default" r:id="rId7"/>
-          <w:footerReference w:type="even" r:id="rId8"/>
-          <w:headerReference w:type="first" r:id="rId9"/>
-          <w:footerReference w:type="first" r:id="rId10"/>
+          <w:headerReference w:type="even" r:id="rId7"/>
+          <w:headerReference w:type="default" r:id="rId8"/>
+          <w:footerReference w:type="even" r:id="rId9"/>
+          <w:headerReference w:type="first" r:id="rId10"/>
+          <w:footerReference w:type="first" r:id="rId11"/>
           <w:pgSz w:w="11907" w:h="16840"/>
           <w:pgMar w:top="1701" w:right="1134" w:bottom="1134" w:left="1701" w:header="720" w:footer="720" w:gutter="0"/>
           <w:pgNumType w:start="0"/>
@@ -449,7 +715,23 @@
           <w:sz w:val="24"/>
           <w:szCs w:val="24"/>
         </w:rPr>
-        <w:t>LOCAL / DATA</w:t>
+        <w:t>NÃO-ME-TOQUE</w:t>
+      </w:r>
+      <w:r>
+        <w:rPr>
+          <w:rFonts w:ascii="Times New Roman" w:eastAsia="Times New Roman" w:hAnsi="Times New Roman" w:cs="Times New Roman"/>
+          <w:sz w:val="24"/>
+          <w:szCs w:val="24"/>
+        </w:rPr>
+        <w:t xml:space="preserve"> / </w:t>
+      </w:r>
+      <w:r>
+        <w:rPr>
+          <w:rFonts w:ascii="Times New Roman" w:eastAsia="Times New Roman" w:hAnsi="Times New Roman" w:cs="Times New Roman"/>
+          <w:sz w:val="24"/>
+          <w:szCs w:val="24"/>
+        </w:rPr>
+        <w:t>2024</w:t>
       </w:r>
     </w:p>
     <w:p>
@@ -487,12 +769,1252 @@
     <w:p>
       <w:pPr>
         <w:pStyle w:val="Ttulo"/>
+        <w:ind w:left="0" w:firstLine="0"/>
         <w:jc w:val="left"/>
         <w:rPr>
           <w:sz w:val="24"/>
           <w:szCs w:val="24"/>
         </w:rPr>
       </w:pPr>
+      <w:r>
+        <w:rPr>
+          <w:sz w:val="24"/>
+          <w:szCs w:val="24"/>
+        </w:rPr>
+        <w:lastRenderedPageBreak/>
+        <w:t>SUMÁRIO</w:t>
+      </w:r>
+    </w:p>
+    <w:p>
+      <w:pPr>
+        <w:pStyle w:val="Sumrio1"/>
+        <w:tabs>
+          <w:tab w:val="right" w:pos="9981"/>
+        </w:tabs>
+        <w:rPr>
+          <w:rFonts w:eastAsiaTheme="minorEastAsia" w:cstheme="minorBidi"/>
+          <w:b w:val="0"/>
+          <w:bCs w:val="0"/>
+          <w:noProof/>
+          <w:kern w:val="2"/>
+          <w:sz w:val="24"/>
+          <w:szCs w:val="24"/>
+          <w:lang w:val="pt-BR"/>
+          <w14:ligatures w14:val="standardContextual"/>
+        </w:rPr>
+      </w:pPr>
+      <w:r>
+        <w:fldChar w:fldCharType="begin"/>
+      </w:r>
+      <w:r>
+        <w:instrText xml:space="preserve"> TOC \o "1-3" \h \z \u </w:instrText>
+      </w:r>
+      <w:r>
+        <w:fldChar w:fldCharType="separate"/>
+      </w:r>
+      <w:hyperlink w:anchor="_Toc180551898" w:history="1">
+        <w:r>
+          <w:rPr>
+            <w:rStyle w:val="Hyperlink"/>
+            <w:noProof/>
+          </w:rPr>
+          <w:t>INTRODUÇÃO</w:t>
+        </w:r>
+        <w:r>
+          <w:rPr>
+            <w:noProof/>
+            <w:webHidden/>
+          </w:rPr>
+          <w:tab/>
+        </w:r>
+        <w:r>
+          <w:rPr>
+            <w:noProof/>
+            <w:webHidden/>
+          </w:rPr>
+          <w:fldChar w:fldCharType="begin"/>
+        </w:r>
+        <w:r>
+          <w:rPr>
+            <w:noProof/>
+            <w:webHidden/>
+          </w:rPr>
+          <w:instrText xml:space="preserve"> PAGEREF _Toc180551898 \h </w:instrText>
+        </w:r>
+        <w:r>
+          <w:rPr>
+            <w:noProof/>
+            <w:webHidden/>
+          </w:rPr>
+        </w:r>
+        <w:r>
+          <w:rPr>
+            <w:noProof/>
+            <w:webHidden/>
+          </w:rPr>
+          <w:fldChar w:fldCharType="separate"/>
+        </w:r>
+        <w:r>
+          <w:rPr>
+            <w:noProof/>
+            <w:webHidden/>
+          </w:rPr>
+          <w:t>2</w:t>
+        </w:r>
+        <w:r>
+          <w:rPr>
+            <w:noProof/>
+            <w:webHidden/>
+          </w:rPr>
+          <w:fldChar w:fldCharType="end"/>
+        </w:r>
+      </w:hyperlink>
+    </w:p>
+    <w:p>
+      <w:pPr>
+        <w:pStyle w:val="Sumrio1"/>
+        <w:tabs>
+          <w:tab w:val="right" w:pos="9981"/>
+        </w:tabs>
+        <w:rPr>
+          <w:rFonts w:eastAsiaTheme="minorEastAsia" w:cstheme="minorBidi"/>
+          <w:b w:val="0"/>
+          <w:bCs w:val="0"/>
+          <w:noProof/>
+          <w:kern w:val="2"/>
+          <w:sz w:val="24"/>
+          <w:szCs w:val="24"/>
+          <w:lang w:val="pt-BR"/>
+          <w14:ligatures w14:val="standardContextual"/>
+        </w:rPr>
+      </w:pPr>
+      <w:hyperlink w:anchor="_Toc180551899" w:history="1">
+        <w:r>
+          <w:rPr>
+            <w:rStyle w:val="Hyperlink"/>
+            <w:noProof/>
+          </w:rPr>
+          <w:t>1 IDENTIFICAÇÃO DA EMPRESA</w:t>
+        </w:r>
+        <w:r>
+          <w:rPr>
+            <w:noProof/>
+            <w:webHidden/>
+          </w:rPr>
+          <w:tab/>
+        </w:r>
+        <w:r>
+          <w:rPr>
+            <w:noProof/>
+            <w:webHidden/>
+          </w:rPr>
+          <w:fldChar w:fldCharType="begin"/>
+        </w:r>
+        <w:r>
+          <w:rPr>
+            <w:noProof/>
+            <w:webHidden/>
+          </w:rPr>
+          <w:instrText xml:space="preserve"> PAGEREF _Toc180551899 \h </w:instrText>
+        </w:r>
+        <w:r>
+          <w:rPr>
+            <w:noProof/>
+            <w:webHidden/>
+          </w:rPr>
+        </w:r>
+        <w:r>
+          <w:rPr>
+            <w:noProof/>
+            <w:webHidden/>
+          </w:rPr>
+          <w:fldChar w:fldCharType="separate"/>
+        </w:r>
+        <w:r>
+          <w:rPr>
+            <w:noProof/>
+            <w:webHidden/>
+          </w:rPr>
+          <w:t>3</w:t>
+        </w:r>
+        <w:r>
+          <w:rPr>
+            <w:noProof/>
+            <w:webHidden/>
+          </w:rPr>
+          <w:fldChar w:fldCharType="end"/>
+        </w:r>
+      </w:hyperlink>
+    </w:p>
+    <w:p>
+      <w:pPr>
+        <w:pStyle w:val="Sumrio2"/>
+        <w:tabs>
+          <w:tab w:val="right" w:pos="9981"/>
+        </w:tabs>
+        <w:rPr>
+          <w:rFonts w:eastAsiaTheme="minorEastAsia" w:cstheme="minorBidi"/>
+          <w:i w:val="0"/>
+          <w:iCs w:val="0"/>
+          <w:noProof/>
+          <w:kern w:val="2"/>
+          <w:sz w:val="24"/>
+          <w:szCs w:val="24"/>
+          <w:lang w:val="pt-BR"/>
+          <w14:ligatures w14:val="standardContextual"/>
+        </w:rPr>
+      </w:pPr>
+      <w:hyperlink w:anchor="_Toc180551900" w:history="1">
+        <w:r>
+          <w:rPr>
+            <w:rStyle w:val="Hyperlink"/>
+            <w:noProof/>
+          </w:rPr>
+          <w:t>1.1 ÁREA DE ESTÁGIO</w:t>
+        </w:r>
+        <w:r>
+          <w:rPr>
+            <w:noProof/>
+            <w:webHidden/>
+          </w:rPr>
+          <w:tab/>
+        </w:r>
+        <w:r>
+          <w:rPr>
+            <w:noProof/>
+            <w:webHidden/>
+          </w:rPr>
+          <w:fldChar w:fldCharType="begin"/>
+        </w:r>
+        <w:r>
+          <w:rPr>
+            <w:noProof/>
+            <w:webHidden/>
+          </w:rPr>
+          <w:instrText xml:space="preserve"> PAGEREF _Toc180551900 \h </w:instrText>
+        </w:r>
+        <w:r>
+          <w:rPr>
+            <w:noProof/>
+            <w:webHidden/>
+          </w:rPr>
+        </w:r>
+        <w:r>
+          <w:rPr>
+            <w:noProof/>
+            <w:webHidden/>
+          </w:rPr>
+          <w:fldChar w:fldCharType="separate"/>
+        </w:r>
+        <w:r>
+          <w:rPr>
+            <w:noProof/>
+            <w:webHidden/>
+          </w:rPr>
+          <w:t>3</w:t>
+        </w:r>
+        <w:r>
+          <w:rPr>
+            <w:noProof/>
+            <w:webHidden/>
+          </w:rPr>
+          <w:fldChar w:fldCharType="end"/>
+        </w:r>
+      </w:hyperlink>
+    </w:p>
+    <w:p>
+      <w:pPr>
+        <w:pStyle w:val="Sumrio2"/>
+        <w:tabs>
+          <w:tab w:val="right" w:pos="9981"/>
+        </w:tabs>
+        <w:rPr>
+          <w:rFonts w:eastAsiaTheme="minorEastAsia" w:cstheme="minorBidi"/>
+          <w:i w:val="0"/>
+          <w:iCs w:val="0"/>
+          <w:noProof/>
+          <w:kern w:val="2"/>
+          <w:sz w:val="24"/>
+          <w:szCs w:val="24"/>
+          <w:lang w:val="pt-BR"/>
+          <w14:ligatures w14:val="standardContextual"/>
+        </w:rPr>
+      </w:pPr>
+      <w:hyperlink w:anchor="_Toc180551901" w:history="1">
+        <w:r>
+          <w:rPr>
+            <w:rStyle w:val="Hyperlink"/>
+            <w:noProof/>
+          </w:rPr>
+          <w:t>1.2 APRESENTAÇÃO DA EMPRESA</w:t>
+        </w:r>
+        <w:r>
+          <w:rPr>
+            <w:noProof/>
+            <w:webHidden/>
+          </w:rPr>
+          <w:tab/>
+        </w:r>
+        <w:r>
+          <w:rPr>
+            <w:noProof/>
+            <w:webHidden/>
+          </w:rPr>
+          <w:fldChar w:fldCharType="begin"/>
+        </w:r>
+        <w:r>
+          <w:rPr>
+            <w:noProof/>
+            <w:webHidden/>
+          </w:rPr>
+          <w:instrText xml:space="preserve"> PAGEREF _Toc180551901 \h </w:instrText>
+        </w:r>
+        <w:r>
+          <w:rPr>
+            <w:noProof/>
+            <w:webHidden/>
+          </w:rPr>
+        </w:r>
+        <w:r>
+          <w:rPr>
+            <w:noProof/>
+            <w:webHidden/>
+          </w:rPr>
+          <w:fldChar w:fldCharType="separate"/>
+        </w:r>
+        <w:r>
+          <w:rPr>
+            <w:noProof/>
+            <w:webHidden/>
+          </w:rPr>
+          <w:t>3</w:t>
+        </w:r>
+        <w:r>
+          <w:rPr>
+            <w:noProof/>
+            <w:webHidden/>
+          </w:rPr>
+          <w:fldChar w:fldCharType="end"/>
+        </w:r>
+      </w:hyperlink>
+    </w:p>
+    <w:p>
+      <w:pPr>
+        <w:pStyle w:val="Sumrio1"/>
+        <w:tabs>
+          <w:tab w:val="right" w:pos="9981"/>
+        </w:tabs>
+        <w:rPr>
+          <w:rFonts w:eastAsiaTheme="minorEastAsia" w:cstheme="minorBidi"/>
+          <w:b w:val="0"/>
+          <w:bCs w:val="0"/>
+          <w:noProof/>
+          <w:kern w:val="2"/>
+          <w:sz w:val="24"/>
+          <w:szCs w:val="24"/>
+          <w:lang w:val="pt-BR"/>
+          <w14:ligatures w14:val="standardContextual"/>
+        </w:rPr>
+      </w:pPr>
+      <w:hyperlink w:anchor="_Toc180551902" w:history="1">
+        <w:r>
+          <w:rPr>
+            <w:rStyle w:val="Hyperlink"/>
+            <w:noProof/>
+          </w:rPr>
+          <w:t>2 ATIVIDADES DESENVOLVIDAS</w:t>
+        </w:r>
+        <w:r>
+          <w:rPr>
+            <w:noProof/>
+            <w:webHidden/>
+          </w:rPr>
+          <w:tab/>
+        </w:r>
+        <w:r>
+          <w:rPr>
+            <w:noProof/>
+            <w:webHidden/>
+          </w:rPr>
+          <w:fldChar w:fldCharType="begin"/>
+        </w:r>
+        <w:r>
+          <w:rPr>
+            <w:noProof/>
+            <w:webHidden/>
+          </w:rPr>
+          <w:instrText xml:space="preserve"> PAGEREF _Toc180551902 \h </w:instrText>
+        </w:r>
+        <w:r>
+          <w:rPr>
+            <w:noProof/>
+            <w:webHidden/>
+          </w:rPr>
+        </w:r>
+        <w:r>
+          <w:rPr>
+            <w:noProof/>
+            <w:webHidden/>
+          </w:rPr>
+          <w:fldChar w:fldCharType="separate"/>
+        </w:r>
+        <w:r>
+          <w:rPr>
+            <w:noProof/>
+            <w:webHidden/>
+          </w:rPr>
+          <w:t>4</w:t>
+        </w:r>
+        <w:r>
+          <w:rPr>
+            <w:noProof/>
+            <w:webHidden/>
+          </w:rPr>
+          <w:fldChar w:fldCharType="end"/>
+        </w:r>
+      </w:hyperlink>
+    </w:p>
+    <w:p>
+      <w:pPr>
+        <w:pStyle w:val="Sumrio2"/>
+        <w:tabs>
+          <w:tab w:val="right" w:pos="9981"/>
+        </w:tabs>
+        <w:rPr>
+          <w:rFonts w:eastAsiaTheme="minorEastAsia" w:cstheme="minorBidi"/>
+          <w:i w:val="0"/>
+          <w:iCs w:val="0"/>
+          <w:noProof/>
+          <w:kern w:val="2"/>
+          <w:sz w:val="24"/>
+          <w:szCs w:val="24"/>
+          <w:lang w:val="pt-BR"/>
+          <w14:ligatures w14:val="standardContextual"/>
+        </w:rPr>
+      </w:pPr>
+      <w:hyperlink w:anchor="_Toc180551903" w:history="1">
+        <w:r>
+          <w:rPr>
+            <w:rStyle w:val="Hyperlink"/>
+            <w:noProof/>
+          </w:rPr>
+          <w:t>2.1 DESENHO DE ESQUEMÁTICO</w:t>
+        </w:r>
+        <w:r>
+          <w:rPr>
+            <w:noProof/>
+            <w:webHidden/>
+          </w:rPr>
+          <w:tab/>
+        </w:r>
+        <w:r>
+          <w:rPr>
+            <w:noProof/>
+            <w:webHidden/>
+          </w:rPr>
+          <w:fldChar w:fldCharType="begin"/>
+        </w:r>
+        <w:r>
+          <w:rPr>
+            <w:noProof/>
+            <w:webHidden/>
+          </w:rPr>
+          <w:instrText xml:space="preserve"> PAGEREF _Toc180551903 \h </w:instrText>
+        </w:r>
+        <w:r>
+          <w:rPr>
+            <w:noProof/>
+            <w:webHidden/>
+          </w:rPr>
+        </w:r>
+        <w:r>
+          <w:rPr>
+            <w:noProof/>
+            <w:webHidden/>
+          </w:rPr>
+          <w:fldChar w:fldCharType="separate"/>
+        </w:r>
+        <w:r>
+          <w:rPr>
+            <w:noProof/>
+            <w:webHidden/>
+          </w:rPr>
+          <w:t>4</w:t>
+        </w:r>
+        <w:r>
+          <w:rPr>
+            <w:noProof/>
+            <w:webHidden/>
+          </w:rPr>
+          <w:fldChar w:fldCharType="end"/>
+        </w:r>
+      </w:hyperlink>
+    </w:p>
+    <w:p>
+      <w:pPr>
+        <w:pStyle w:val="Sumrio3"/>
+        <w:tabs>
+          <w:tab w:val="right" w:pos="9981"/>
+        </w:tabs>
+        <w:rPr>
+          <w:rFonts w:eastAsiaTheme="minorEastAsia" w:cstheme="minorBidi"/>
+          <w:noProof/>
+          <w:kern w:val="2"/>
+          <w:sz w:val="24"/>
+          <w:szCs w:val="24"/>
+          <w:lang w:val="pt-BR"/>
+          <w14:ligatures w14:val="standardContextual"/>
+        </w:rPr>
+      </w:pPr>
+      <w:hyperlink w:anchor="_Toc180551904" w:history="1">
+        <w:r>
+          <w:rPr>
+            <w:rStyle w:val="Hyperlink"/>
+            <w:noProof/>
+          </w:rPr>
+          <w:t>2.1.1. O que foi feito</w:t>
+        </w:r>
+        <w:r>
+          <w:rPr>
+            <w:noProof/>
+            <w:webHidden/>
+          </w:rPr>
+          <w:tab/>
+        </w:r>
+        <w:r>
+          <w:rPr>
+            <w:noProof/>
+            <w:webHidden/>
+          </w:rPr>
+          <w:fldChar w:fldCharType="begin"/>
+        </w:r>
+        <w:r>
+          <w:rPr>
+            <w:noProof/>
+            <w:webHidden/>
+          </w:rPr>
+          <w:instrText xml:space="preserve"> PAGEREF _Toc180551904 \h </w:instrText>
+        </w:r>
+        <w:r>
+          <w:rPr>
+            <w:noProof/>
+            <w:webHidden/>
+          </w:rPr>
+        </w:r>
+        <w:r>
+          <w:rPr>
+            <w:noProof/>
+            <w:webHidden/>
+          </w:rPr>
+          <w:fldChar w:fldCharType="separate"/>
+        </w:r>
+        <w:r>
+          <w:rPr>
+            <w:noProof/>
+            <w:webHidden/>
+          </w:rPr>
+          <w:t>4</w:t>
+        </w:r>
+        <w:r>
+          <w:rPr>
+            <w:noProof/>
+            <w:webHidden/>
+          </w:rPr>
+          <w:fldChar w:fldCharType="end"/>
+        </w:r>
+      </w:hyperlink>
+    </w:p>
+    <w:p>
+      <w:pPr>
+        <w:pStyle w:val="Sumrio3"/>
+        <w:tabs>
+          <w:tab w:val="right" w:pos="9981"/>
+        </w:tabs>
+        <w:rPr>
+          <w:rFonts w:eastAsiaTheme="minorEastAsia" w:cstheme="minorBidi"/>
+          <w:noProof/>
+          <w:kern w:val="2"/>
+          <w:sz w:val="24"/>
+          <w:szCs w:val="24"/>
+          <w:lang w:val="pt-BR"/>
+          <w14:ligatures w14:val="standardContextual"/>
+        </w:rPr>
+      </w:pPr>
+      <w:hyperlink w:anchor="_Toc180551905" w:history="1">
+        <w:r>
+          <w:rPr>
+            <w:rStyle w:val="Hyperlink"/>
+            <w:noProof/>
+          </w:rPr>
+          <w:t>2.1.2. Por que foi feito</w:t>
+        </w:r>
+        <w:r>
+          <w:rPr>
+            <w:noProof/>
+            <w:webHidden/>
+          </w:rPr>
+          <w:tab/>
+        </w:r>
+        <w:r>
+          <w:rPr>
+            <w:noProof/>
+            <w:webHidden/>
+          </w:rPr>
+          <w:fldChar w:fldCharType="begin"/>
+        </w:r>
+        <w:r>
+          <w:rPr>
+            <w:noProof/>
+            <w:webHidden/>
+          </w:rPr>
+          <w:instrText xml:space="preserve"> PAGEREF _Toc180551905 \h </w:instrText>
+        </w:r>
+        <w:r>
+          <w:rPr>
+            <w:noProof/>
+            <w:webHidden/>
+          </w:rPr>
+        </w:r>
+        <w:r>
+          <w:rPr>
+            <w:noProof/>
+            <w:webHidden/>
+          </w:rPr>
+          <w:fldChar w:fldCharType="separate"/>
+        </w:r>
+        <w:r>
+          <w:rPr>
+            <w:noProof/>
+            <w:webHidden/>
+          </w:rPr>
+          <w:t>4</w:t>
+        </w:r>
+        <w:r>
+          <w:rPr>
+            <w:noProof/>
+            <w:webHidden/>
+          </w:rPr>
+          <w:fldChar w:fldCharType="end"/>
+        </w:r>
+      </w:hyperlink>
+    </w:p>
+    <w:p>
+      <w:pPr>
+        <w:pStyle w:val="Sumrio3"/>
+        <w:tabs>
+          <w:tab w:val="right" w:pos="9981"/>
+        </w:tabs>
+        <w:rPr>
+          <w:rFonts w:eastAsiaTheme="minorEastAsia" w:cstheme="minorBidi"/>
+          <w:noProof/>
+          <w:kern w:val="2"/>
+          <w:sz w:val="24"/>
+          <w:szCs w:val="24"/>
+          <w:lang w:val="pt-BR"/>
+          <w14:ligatures w14:val="standardContextual"/>
+        </w:rPr>
+      </w:pPr>
+      <w:hyperlink w:anchor="_Toc180551906" w:history="1">
+        <w:r>
+          <w:rPr>
+            <w:rStyle w:val="Hyperlink"/>
+            <w:noProof/>
+          </w:rPr>
+          <w:t>2.1.3. Como foi feito</w:t>
+        </w:r>
+        <w:r>
+          <w:rPr>
+            <w:noProof/>
+            <w:webHidden/>
+          </w:rPr>
+          <w:tab/>
+        </w:r>
+        <w:r>
+          <w:rPr>
+            <w:noProof/>
+            <w:webHidden/>
+          </w:rPr>
+          <w:fldChar w:fldCharType="begin"/>
+        </w:r>
+        <w:r>
+          <w:rPr>
+            <w:noProof/>
+            <w:webHidden/>
+          </w:rPr>
+          <w:instrText xml:space="preserve"> PAGEREF _Toc180551906 \h </w:instrText>
+        </w:r>
+        <w:r>
+          <w:rPr>
+            <w:noProof/>
+            <w:webHidden/>
+          </w:rPr>
+        </w:r>
+        <w:r>
+          <w:rPr>
+            <w:noProof/>
+            <w:webHidden/>
+          </w:rPr>
+          <w:fldChar w:fldCharType="separate"/>
+        </w:r>
+        <w:r>
+          <w:rPr>
+            <w:noProof/>
+            <w:webHidden/>
+          </w:rPr>
+          <w:t>4</w:t>
+        </w:r>
+        <w:r>
+          <w:rPr>
+            <w:noProof/>
+            <w:webHidden/>
+          </w:rPr>
+          <w:fldChar w:fldCharType="end"/>
+        </w:r>
+      </w:hyperlink>
+    </w:p>
+    <w:p>
+      <w:pPr>
+        <w:pStyle w:val="Sumrio3"/>
+        <w:tabs>
+          <w:tab w:val="right" w:pos="9981"/>
+        </w:tabs>
+        <w:rPr>
+          <w:rFonts w:eastAsiaTheme="minorEastAsia" w:cstheme="minorBidi"/>
+          <w:noProof/>
+          <w:kern w:val="2"/>
+          <w:sz w:val="24"/>
+          <w:szCs w:val="24"/>
+          <w:lang w:val="pt-BR"/>
+          <w14:ligatures w14:val="standardContextual"/>
+        </w:rPr>
+      </w:pPr>
+      <w:hyperlink w:anchor="_Toc180551907" w:history="1">
+        <w:r>
+          <w:rPr>
+            <w:rStyle w:val="Hyperlink"/>
+            <w:noProof/>
+          </w:rPr>
+          <w:t>2.1.4. Qual a aprendizagem com a atividade</w:t>
+        </w:r>
+        <w:r>
+          <w:rPr>
+            <w:noProof/>
+            <w:webHidden/>
+          </w:rPr>
+          <w:tab/>
+        </w:r>
+        <w:r>
+          <w:rPr>
+            <w:noProof/>
+            <w:webHidden/>
+          </w:rPr>
+          <w:fldChar w:fldCharType="begin"/>
+        </w:r>
+        <w:r>
+          <w:rPr>
+            <w:noProof/>
+            <w:webHidden/>
+          </w:rPr>
+          <w:instrText xml:space="preserve"> PAGEREF _Toc180551907 \h </w:instrText>
+        </w:r>
+        <w:r>
+          <w:rPr>
+            <w:noProof/>
+            <w:webHidden/>
+          </w:rPr>
+        </w:r>
+        <w:r>
+          <w:rPr>
+            <w:noProof/>
+            <w:webHidden/>
+          </w:rPr>
+          <w:fldChar w:fldCharType="separate"/>
+        </w:r>
+        <w:r>
+          <w:rPr>
+            <w:noProof/>
+            <w:webHidden/>
+          </w:rPr>
+          <w:t>4</w:t>
+        </w:r>
+        <w:r>
+          <w:rPr>
+            <w:noProof/>
+            <w:webHidden/>
+          </w:rPr>
+          <w:fldChar w:fldCharType="end"/>
+        </w:r>
+      </w:hyperlink>
+    </w:p>
+    <w:p>
+      <w:pPr>
+        <w:pStyle w:val="Sumrio2"/>
+        <w:tabs>
+          <w:tab w:val="right" w:pos="9981"/>
+        </w:tabs>
+        <w:rPr>
+          <w:rFonts w:eastAsiaTheme="minorEastAsia" w:cstheme="minorBidi"/>
+          <w:i w:val="0"/>
+          <w:iCs w:val="0"/>
+          <w:noProof/>
+          <w:kern w:val="2"/>
+          <w:sz w:val="24"/>
+          <w:szCs w:val="24"/>
+          <w:lang w:val="pt-BR"/>
+          <w14:ligatures w14:val="standardContextual"/>
+        </w:rPr>
+      </w:pPr>
+      <w:hyperlink w:anchor="_Toc180551908" w:history="1">
+        <w:r>
+          <w:rPr>
+            <w:rStyle w:val="Hyperlink"/>
+            <w:noProof/>
+          </w:rPr>
+          <w:t>2.2 DESENHO DE PLACA DE CIRCUITO IMPRESSO</w:t>
+        </w:r>
+        <w:r>
+          <w:rPr>
+            <w:noProof/>
+            <w:webHidden/>
+          </w:rPr>
+          <w:tab/>
+        </w:r>
+        <w:r>
+          <w:rPr>
+            <w:noProof/>
+            <w:webHidden/>
+          </w:rPr>
+          <w:fldChar w:fldCharType="begin"/>
+        </w:r>
+        <w:r>
+          <w:rPr>
+            <w:noProof/>
+            <w:webHidden/>
+          </w:rPr>
+          <w:instrText xml:space="preserve"> PAGEREF _Toc180551908 \h </w:instrText>
+        </w:r>
+        <w:r>
+          <w:rPr>
+            <w:noProof/>
+            <w:webHidden/>
+          </w:rPr>
+        </w:r>
+        <w:r>
+          <w:rPr>
+            <w:noProof/>
+            <w:webHidden/>
+          </w:rPr>
+          <w:fldChar w:fldCharType="separate"/>
+        </w:r>
+        <w:r>
+          <w:rPr>
+            <w:noProof/>
+            <w:webHidden/>
+          </w:rPr>
+          <w:t>4</w:t>
+        </w:r>
+        <w:r>
+          <w:rPr>
+            <w:noProof/>
+            <w:webHidden/>
+          </w:rPr>
+          <w:fldChar w:fldCharType="end"/>
+        </w:r>
+      </w:hyperlink>
+    </w:p>
+    <w:p>
+      <w:pPr>
+        <w:pStyle w:val="Sumrio3"/>
+        <w:tabs>
+          <w:tab w:val="right" w:pos="9981"/>
+        </w:tabs>
+        <w:rPr>
+          <w:rFonts w:eastAsiaTheme="minorEastAsia" w:cstheme="minorBidi"/>
+          <w:noProof/>
+          <w:kern w:val="2"/>
+          <w:sz w:val="24"/>
+          <w:szCs w:val="24"/>
+          <w:lang w:val="pt-BR"/>
+          <w14:ligatures w14:val="standardContextual"/>
+        </w:rPr>
+      </w:pPr>
+      <w:hyperlink w:anchor="_Toc180551909" w:history="1">
+        <w:r>
+          <w:rPr>
+            <w:rStyle w:val="Hyperlink"/>
+            <w:noProof/>
+          </w:rPr>
+          <w:t>2.2.1. O que foi feito</w:t>
+        </w:r>
+        <w:r>
+          <w:rPr>
+            <w:noProof/>
+            <w:webHidden/>
+          </w:rPr>
+          <w:tab/>
+        </w:r>
+        <w:r>
+          <w:rPr>
+            <w:noProof/>
+            <w:webHidden/>
+          </w:rPr>
+          <w:fldChar w:fldCharType="begin"/>
+        </w:r>
+        <w:r>
+          <w:rPr>
+            <w:noProof/>
+            <w:webHidden/>
+          </w:rPr>
+          <w:instrText xml:space="preserve"> PAGEREF _Toc180551909 \h </w:instrText>
+        </w:r>
+        <w:r>
+          <w:rPr>
+            <w:noProof/>
+            <w:webHidden/>
+          </w:rPr>
+        </w:r>
+        <w:r>
+          <w:rPr>
+            <w:noProof/>
+            <w:webHidden/>
+          </w:rPr>
+          <w:fldChar w:fldCharType="separate"/>
+        </w:r>
+        <w:r>
+          <w:rPr>
+            <w:noProof/>
+            <w:webHidden/>
+          </w:rPr>
+          <w:t>4</w:t>
+        </w:r>
+        <w:r>
+          <w:rPr>
+            <w:noProof/>
+            <w:webHidden/>
+          </w:rPr>
+          <w:fldChar w:fldCharType="end"/>
+        </w:r>
+      </w:hyperlink>
+    </w:p>
+    <w:p>
+      <w:pPr>
+        <w:pStyle w:val="Sumrio3"/>
+        <w:tabs>
+          <w:tab w:val="right" w:pos="9981"/>
+        </w:tabs>
+        <w:rPr>
+          <w:rFonts w:eastAsiaTheme="minorEastAsia" w:cstheme="minorBidi"/>
+          <w:noProof/>
+          <w:kern w:val="2"/>
+          <w:sz w:val="24"/>
+          <w:szCs w:val="24"/>
+          <w:lang w:val="pt-BR"/>
+          <w14:ligatures w14:val="standardContextual"/>
+        </w:rPr>
+      </w:pPr>
+      <w:hyperlink w:anchor="_Toc180551910" w:history="1">
+        <w:r>
+          <w:rPr>
+            <w:rStyle w:val="Hyperlink"/>
+            <w:noProof/>
+          </w:rPr>
+          <w:t>2.2.2. Por que foi feito</w:t>
+        </w:r>
+        <w:r>
+          <w:rPr>
+            <w:noProof/>
+            <w:webHidden/>
+          </w:rPr>
+          <w:tab/>
+        </w:r>
+        <w:r>
+          <w:rPr>
+            <w:noProof/>
+            <w:webHidden/>
+          </w:rPr>
+          <w:fldChar w:fldCharType="begin"/>
+        </w:r>
+        <w:r>
+          <w:rPr>
+            <w:noProof/>
+            <w:webHidden/>
+          </w:rPr>
+          <w:instrText xml:space="preserve"> PAGEREF _Toc180551910 \h </w:instrText>
+        </w:r>
+        <w:r>
+          <w:rPr>
+            <w:noProof/>
+            <w:webHidden/>
+          </w:rPr>
+        </w:r>
+        <w:r>
+          <w:rPr>
+            <w:noProof/>
+            <w:webHidden/>
+          </w:rPr>
+          <w:fldChar w:fldCharType="separate"/>
+        </w:r>
+        <w:r>
+          <w:rPr>
+            <w:noProof/>
+            <w:webHidden/>
+          </w:rPr>
+          <w:t>4</w:t>
+        </w:r>
+        <w:r>
+          <w:rPr>
+            <w:noProof/>
+            <w:webHidden/>
+          </w:rPr>
+          <w:fldChar w:fldCharType="end"/>
+        </w:r>
+      </w:hyperlink>
+    </w:p>
+    <w:p>
+      <w:pPr>
+        <w:pStyle w:val="Sumrio3"/>
+        <w:tabs>
+          <w:tab w:val="right" w:pos="9981"/>
+        </w:tabs>
+        <w:rPr>
+          <w:rFonts w:eastAsiaTheme="minorEastAsia" w:cstheme="minorBidi"/>
+          <w:noProof/>
+          <w:kern w:val="2"/>
+          <w:sz w:val="24"/>
+          <w:szCs w:val="24"/>
+          <w:lang w:val="pt-BR"/>
+          <w14:ligatures w14:val="standardContextual"/>
+        </w:rPr>
+      </w:pPr>
+      <w:hyperlink w:anchor="_Toc180551911" w:history="1">
+        <w:r>
+          <w:rPr>
+            <w:rStyle w:val="Hyperlink"/>
+            <w:noProof/>
+          </w:rPr>
+          <w:t>2.2.3. Como foi feito</w:t>
+        </w:r>
+        <w:r>
+          <w:rPr>
+            <w:noProof/>
+            <w:webHidden/>
+          </w:rPr>
+          <w:tab/>
+        </w:r>
+        <w:r>
+          <w:rPr>
+            <w:noProof/>
+            <w:webHidden/>
+          </w:rPr>
+          <w:fldChar w:fldCharType="begin"/>
+        </w:r>
+        <w:r>
+          <w:rPr>
+            <w:noProof/>
+            <w:webHidden/>
+          </w:rPr>
+          <w:instrText xml:space="preserve"> PAGEREF _Toc180551911 \h </w:instrText>
+        </w:r>
+        <w:r>
+          <w:rPr>
+            <w:noProof/>
+            <w:webHidden/>
+          </w:rPr>
+        </w:r>
+        <w:r>
+          <w:rPr>
+            <w:noProof/>
+            <w:webHidden/>
+          </w:rPr>
+          <w:fldChar w:fldCharType="separate"/>
+        </w:r>
+        <w:r>
+          <w:rPr>
+            <w:noProof/>
+            <w:webHidden/>
+          </w:rPr>
+          <w:t>4</w:t>
+        </w:r>
+        <w:r>
+          <w:rPr>
+            <w:noProof/>
+            <w:webHidden/>
+          </w:rPr>
+          <w:fldChar w:fldCharType="end"/>
+        </w:r>
+      </w:hyperlink>
+    </w:p>
+    <w:p>
+      <w:pPr>
+        <w:pStyle w:val="Sumrio3"/>
+        <w:tabs>
+          <w:tab w:val="right" w:pos="9981"/>
+        </w:tabs>
+        <w:rPr>
+          <w:rFonts w:eastAsiaTheme="minorEastAsia" w:cstheme="minorBidi"/>
+          <w:noProof/>
+          <w:kern w:val="2"/>
+          <w:sz w:val="24"/>
+          <w:szCs w:val="24"/>
+          <w:lang w:val="pt-BR"/>
+          <w14:ligatures w14:val="standardContextual"/>
+        </w:rPr>
+      </w:pPr>
+      <w:hyperlink w:anchor="_Toc180551912" w:history="1">
+        <w:r>
+          <w:rPr>
+            <w:rStyle w:val="Hyperlink"/>
+            <w:noProof/>
+          </w:rPr>
+          <w:t>2.2.4. Qual a aprendizagem com a atividade</w:t>
+        </w:r>
+        <w:r>
+          <w:rPr>
+            <w:noProof/>
+            <w:webHidden/>
+          </w:rPr>
+          <w:tab/>
+        </w:r>
+        <w:r>
+          <w:rPr>
+            <w:noProof/>
+            <w:webHidden/>
+          </w:rPr>
+          <w:fldChar w:fldCharType="begin"/>
+        </w:r>
+        <w:r>
+          <w:rPr>
+            <w:noProof/>
+            <w:webHidden/>
+          </w:rPr>
+          <w:instrText xml:space="preserve"> PAGEREF _Toc180551912 \h </w:instrText>
+        </w:r>
+        <w:r>
+          <w:rPr>
+            <w:noProof/>
+            <w:webHidden/>
+          </w:rPr>
+        </w:r>
+        <w:r>
+          <w:rPr>
+            <w:noProof/>
+            <w:webHidden/>
+          </w:rPr>
+          <w:fldChar w:fldCharType="separate"/>
+        </w:r>
+        <w:r>
+          <w:rPr>
+            <w:noProof/>
+            <w:webHidden/>
+          </w:rPr>
+          <w:t>4</w:t>
+        </w:r>
+        <w:r>
+          <w:rPr>
+            <w:noProof/>
+            <w:webHidden/>
+          </w:rPr>
+          <w:fldChar w:fldCharType="end"/>
+        </w:r>
+      </w:hyperlink>
+    </w:p>
+    <w:p>
+      <w:pPr>
+        <w:pStyle w:val="Sumrio1"/>
+        <w:tabs>
+          <w:tab w:val="right" w:pos="9981"/>
+        </w:tabs>
+        <w:rPr>
+          <w:rFonts w:eastAsiaTheme="minorEastAsia" w:cstheme="minorBidi"/>
+          <w:b w:val="0"/>
+          <w:bCs w:val="0"/>
+          <w:noProof/>
+          <w:kern w:val="2"/>
+          <w:sz w:val="24"/>
+          <w:szCs w:val="24"/>
+          <w:lang w:val="pt-BR"/>
+          <w14:ligatures w14:val="standardContextual"/>
+        </w:rPr>
+      </w:pPr>
+      <w:hyperlink w:anchor="_Toc180551913" w:history="1">
+        <w:r>
+          <w:rPr>
+            <w:rStyle w:val="Hyperlink"/>
+            <w:noProof/>
+          </w:rPr>
+          <w:t>3 CONSIDERAÇÕES FINAIS</w:t>
+        </w:r>
+        <w:r>
+          <w:rPr>
+            <w:noProof/>
+            <w:webHidden/>
+          </w:rPr>
+          <w:tab/>
+        </w:r>
+        <w:r>
+          <w:rPr>
+            <w:noProof/>
+            <w:webHidden/>
+          </w:rPr>
+          <w:fldChar w:fldCharType="begin"/>
+        </w:r>
+        <w:r>
+          <w:rPr>
+            <w:noProof/>
+            <w:webHidden/>
+          </w:rPr>
+          <w:instrText xml:space="preserve"> PAGEREF _Toc180551913 \h </w:instrText>
+        </w:r>
+        <w:r>
+          <w:rPr>
+            <w:noProof/>
+            <w:webHidden/>
+          </w:rPr>
+        </w:r>
+        <w:r>
+          <w:rPr>
+            <w:noProof/>
+            <w:webHidden/>
+          </w:rPr>
+          <w:fldChar w:fldCharType="separate"/>
+        </w:r>
+        <w:r>
+          <w:rPr>
+            <w:noProof/>
+            <w:webHidden/>
+          </w:rPr>
+          <w:t>5</w:t>
+        </w:r>
+        <w:r>
+          <w:rPr>
+            <w:noProof/>
+            <w:webHidden/>
+          </w:rPr>
+          <w:fldChar w:fldCharType="end"/>
+        </w:r>
+      </w:hyperlink>
+    </w:p>
+    <w:p>
+      <w:r>
+        <w:fldChar w:fldCharType="end"/>
+      </w:r>
+    </w:p>
+    <w:p>
+      <w:pPr>
+        <w:rPr>
+          <w:rFonts w:ascii="Times New Roman" w:eastAsia="Times New Roman" w:hAnsi="Times New Roman" w:cs="Times New Roman"/>
+          <w:b/>
+          <w:sz w:val="24"/>
+          <w:szCs w:val="24"/>
+        </w:rPr>
+      </w:pPr>
+      <w:r>
+        <w:rPr>
+          <w:sz w:val="24"/>
+          <w:szCs w:val="24"/>
+        </w:rPr>
+        <w:br w:type="page"/>
+      </w:r>
     </w:p>
     <w:p>
       <w:pPr>
@@ -506,6 +2028,488 @@
     </w:p>
     <w:p>
       <w:pPr>
+        <w:pStyle w:val="Titulo1"/>
+      </w:pPr>
+      <w:bookmarkStart w:id="2" w:name="_1fob9te" w:colFirst="0" w:colLast="0"/>
+      <w:bookmarkStart w:id="3" w:name="_Toc180551898"/>
+      <w:bookmarkEnd w:id="2"/>
+      <w:r>
+        <w:t>INTRODUÇÃO</w:t>
+      </w:r>
+      <w:bookmarkEnd w:id="3"/>
+    </w:p>
+    <w:p>
+      <w:pPr>
+        <w:rPr>
+          <w:rFonts w:ascii="Times New Roman" w:eastAsia="Times New Roman" w:hAnsi="Times New Roman" w:cs="Times New Roman"/>
+          <w:b/>
+          <w:sz w:val="24"/>
+          <w:szCs w:val="24"/>
+        </w:rPr>
+      </w:pPr>
+      <w:r>
+        <w:br w:type="page"/>
+      </w:r>
+    </w:p>
+    <w:p>
+      <w:pPr>
+        <w:pStyle w:val="Titulo1"/>
+        <w:ind w:left="0" w:firstLine="0"/>
+      </w:pPr>
+      <w:bookmarkStart w:id="4" w:name="_Toc180551899"/>
+      <w:r>
+        <w:lastRenderedPageBreak/>
+        <w:t>1 IDENTIFICAÇÃO DA EMPRESA</w:t>
+      </w:r>
+      <w:bookmarkEnd w:id="4"/>
+    </w:p>
+    <w:p>
+      <w:pPr>
+        <w:spacing w:line="360" w:lineRule="auto"/>
+        <w:rPr>
+          <w:rFonts w:ascii="Times New Roman" w:eastAsia="Times New Roman" w:hAnsi="Times New Roman" w:cs="Times New Roman"/>
+          <w:b/>
+          <w:sz w:val="24"/>
+          <w:szCs w:val="24"/>
+        </w:rPr>
+      </w:pPr>
+    </w:p>
+    <w:p>
+      <w:pPr>
+        <w:pStyle w:val="Titulo2"/>
+      </w:pPr>
+      <w:bookmarkStart w:id="5" w:name="_3znysh7" w:colFirst="0" w:colLast="0"/>
+      <w:bookmarkStart w:id="6" w:name="_Toc180551900"/>
+      <w:bookmarkEnd w:id="5"/>
+      <w:r>
+        <w:t>1.1 ÁREA DE ESTÁGIO</w:t>
+      </w:r>
+      <w:bookmarkEnd w:id="6"/>
+    </w:p>
+    <w:p>
+      <w:pPr>
+        <w:spacing w:line="360" w:lineRule="auto"/>
+        <w:jc w:val="both"/>
+        <w:rPr>
+          <w:rFonts w:ascii="Times New Roman" w:eastAsia="Times New Roman" w:hAnsi="Times New Roman" w:cs="Times New Roman"/>
+          <w:b/>
+          <w:sz w:val="24"/>
+          <w:szCs w:val="24"/>
+        </w:rPr>
+      </w:pPr>
+    </w:p>
+    <w:p>
+      <w:pPr>
+        <w:pStyle w:val="Titulo2"/>
+      </w:pPr>
+      <w:bookmarkStart w:id="7" w:name="_2et92p0" w:colFirst="0" w:colLast="0"/>
+      <w:bookmarkStart w:id="8" w:name="_Toc180551901"/>
+      <w:bookmarkEnd w:id="7"/>
+      <w:r>
+        <w:t>1.2 APRESENTAÇÃO DA EMPRESA</w:t>
+      </w:r>
+      <w:bookmarkEnd w:id="8"/>
+    </w:p>
+    <w:p>
+      <w:pPr>
+        <w:rPr>
+          <w:rFonts w:ascii="Times New Roman" w:eastAsia="Times New Roman" w:hAnsi="Times New Roman" w:cs="Times New Roman"/>
+          <w:b/>
+          <w:sz w:val="24"/>
+          <w:szCs w:val="24"/>
+        </w:rPr>
+      </w:pPr>
+      <w:r>
+        <w:rPr>
+          <w:rFonts w:ascii="Times New Roman" w:eastAsia="Times New Roman" w:hAnsi="Times New Roman" w:cs="Times New Roman"/>
+          <w:b/>
+          <w:sz w:val="24"/>
+          <w:szCs w:val="24"/>
+        </w:rPr>
+        <w:br w:type="page"/>
+      </w:r>
+    </w:p>
+    <w:p>
+      <w:pPr>
+        <w:pStyle w:val="Titulo1"/>
+      </w:pPr>
+      <w:bookmarkStart w:id="9" w:name="_tyjcwt" w:colFirst="0" w:colLast="0"/>
+      <w:bookmarkStart w:id="10" w:name="_Toc180551902"/>
+      <w:bookmarkEnd w:id="9"/>
+      <w:r>
+        <w:lastRenderedPageBreak/>
+        <w:t>2 ATIVIDADES DESENVOLVIDAS</w:t>
+      </w:r>
+      <w:bookmarkEnd w:id="10"/>
+    </w:p>
+    <w:p>
+      <w:pPr>
+        <w:spacing w:line="360" w:lineRule="auto"/>
+        <w:jc w:val="both"/>
+        <w:rPr>
+          <w:rFonts w:ascii="Times New Roman" w:eastAsia="Times New Roman" w:hAnsi="Times New Roman" w:cs="Times New Roman"/>
+          <w:b/>
+          <w:sz w:val="24"/>
+          <w:szCs w:val="24"/>
+        </w:rPr>
+      </w:pPr>
+      <w:bookmarkStart w:id="11" w:name="_3dy6vkm" w:colFirst="0" w:colLast="0"/>
+      <w:bookmarkEnd w:id="11"/>
+    </w:p>
+    <w:p>
+      <w:pPr>
+        <w:pStyle w:val="Titulo2"/>
+      </w:pPr>
+      <w:bookmarkStart w:id="12" w:name="_Toc180551903"/>
+      <w:r>
+        <w:t xml:space="preserve">2.1 </w:t>
+      </w:r>
+      <w:r>
+        <w:t>DESENHO DE ESQUEMÁTICO</w:t>
+      </w:r>
+      <w:bookmarkEnd w:id="12"/>
+    </w:p>
+    <w:p>
+      <w:pPr>
+        <w:pStyle w:val="Titulo3"/>
+      </w:pPr>
+      <w:bookmarkStart w:id="13" w:name="_Toc180551904"/>
+      <w:r>
+        <w:t xml:space="preserve">2.1.1. O que </w:t>
+      </w:r>
+      <w:proofErr w:type="spellStart"/>
+      <w:r>
+        <w:t>foi</w:t>
+      </w:r>
+      <w:proofErr w:type="spellEnd"/>
+      <w:r>
+        <w:t xml:space="preserve"> </w:t>
+      </w:r>
+      <w:proofErr w:type="spellStart"/>
+      <w:r>
+        <w:t>feito</w:t>
+      </w:r>
+      <w:bookmarkEnd w:id="13"/>
+      <w:proofErr w:type="spellEnd"/>
+    </w:p>
+    <w:p>
+      <w:pPr>
+        <w:spacing w:line="360" w:lineRule="auto"/>
+        <w:jc w:val="both"/>
+        <w:rPr>
+          <w:rFonts w:ascii="Times New Roman" w:eastAsia="Times New Roman" w:hAnsi="Times New Roman" w:cs="Times New Roman"/>
+          <w:b/>
+          <w:sz w:val="24"/>
+          <w:szCs w:val="24"/>
+        </w:rPr>
+      </w:pPr>
+    </w:p>
+    <w:p>
+      <w:pPr>
+        <w:pStyle w:val="Titulo3"/>
+      </w:pPr>
+      <w:bookmarkStart w:id="14" w:name="_Toc180551905"/>
+      <w:r>
+        <w:t xml:space="preserve">2.1.2. Por que </w:t>
+      </w:r>
+      <w:proofErr w:type="spellStart"/>
+      <w:r>
+        <w:t>foi</w:t>
+      </w:r>
+      <w:proofErr w:type="spellEnd"/>
+      <w:r>
+        <w:t xml:space="preserve"> </w:t>
+      </w:r>
+      <w:proofErr w:type="spellStart"/>
+      <w:r>
+        <w:t>feito</w:t>
+      </w:r>
+      <w:bookmarkEnd w:id="14"/>
+      <w:proofErr w:type="spellEnd"/>
+    </w:p>
+    <w:p>
+      <w:pPr>
+        <w:spacing w:line="360" w:lineRule="auto"/>
+        <w:jc w:val="both"/>
+        <w:rPr>
+          <w:rFonts w:ascii="Times New Roman" w:eastAsia="Times New Roman" w:hAnsi="Times New Roman" w:cs="Times New Roman"/>
+          <w:sz w:val="24"/>
+          <w:szCs w:val="24"/>
+        </w:rPr>
+      </w:pPr>
+    </w:p>
+    <w:p>
+      <w:pPr>
+        <w:pStyle w:val="Titulo3"/>
+      </w:pPr>
+      <w:bookmarkStart w:id="15" w:name="_Toc180551906"/>
+      <w:r>
+        <w:t xml:space="preserve">2.1.3. Como </w:t>
+      </w:r>
+      <w:proofErr w:type="spellStart"/>
+      <w:r>
+        <w:t>foi</w:t>
+      </w:r>
+      <w:proofErr w:type="spellEnd"/>
+      <w:r>
+        <w:t xml:space="preserve"> </w:t>
+      </w:r>
+      <w:proofErr w:type="spellStart"/>
+      <w:r>
+        <w:t>feito</w:t>
+      </w:r>
+      <w:bookmarkEnd w:id="15"/>
+      <w:proofErr w:type="spellEnd"/>
+    </w:p>
+    <w:p>
+      <w:pPr>
+        <w:spacing w:line="360" w:lineRule="auto"/>
+        <w:jc w:val="both"/>
+        <w:rPr>
+          <w:rFonts w:ascii="Times New Roman" w:eastAsia="Times New Roman" w:hAnsi="Times New Roman" w:cs="Times New Roman"/>
+          <w:sz w:val="24"/>
+          <w:szCs w:val="24"/>
+        </w:rPr>
+      </w:pPr>
+    </w:p>
+    <w:p>
+      <w:pPr>
+        <w:pStyle w:val="Titulo3"/>
+      </w:pPr>
+      <w:bookmarkStart w:id="16" w:name="_Toc180551907"/>
+      <w:r>
+        <w:t xml:space="preserve">2.1.4. Qual a </w:t>
+      </w:r>
+      <w:proofErr w:type="spellStart"/>
+      <w:r>
+        <w:t>aprendizagem</w:t>
+      </w:r>
+      <w:proofErr w:type="spellEnd"/>
+      <w:r>
+        <w:t xml:space="preserve"> com </w:t>
+      </w:r>
+      <w:proofErr w:type="gramStart"/>
+      <w:r>
+        <w:t>a</w:t>
+      </w:r>
+      <w:proofErr w:type="gramEnd"/>
+      <w:r>
+        <w:t xml:space="preserve"> </w:t>
+      </w:r>
+      <w:proofErr w:type="spellStart"/>
+      <w:r>
+        <w:t>atividade</w:t>
+      </w:r>
+      <w:bookmarkEnd w:id="16"/>
+      <w:proofErr w:type="spellEnd"/>
+    </w:p>
+    <w:p>
+      <w:pPr>
+        <w:spacing w:line="360" w:lineRule="auto"/>
+        <w:jc w:val="both"/>
+        <w:rPr>
+          <w:rFonts w:ascii="Times New Roman" w:eastAsia="Times New Roman" w:hAnsi="Times New Roman" w:cs="Times New Roman"/>
+          <w:sz w:val="24"/>
+          <w:szCs w:val="24"/>
+        </w:rPr>
+      </w:pPr>
+    </w:p>
+    <w:p>
+      <w:pPr>
+        <w:pStyle w:val="Titulo2"/>
+      </w:pPr>
+      <w:bookmarkStart w:id="17" w:name="_1t3h5sf" w:colFirst="0" w:colLast="0"/>
+      <w:bookmarkStart w:id="18" w:name="_Toc180551908"/>
+      <w:bookmarkEnd w:id="17"/>
+      <w:r>
+        <w:t xml:space="preserve">2.2 </w:t>
+      </w:r>
+      <w:r>
+        <w:t>DESENHO DE PLACA DE CIRCUITO IMPRESSO</w:t>
+      </w:r>
+      <w:bookmarkEnd w:id="18"/>
+    </w:p>
+    <w:p>
+      <w:pPr>
+        <w:pStyle w:val="Titulo3"/>
+      </w:pPr>
+      <w:bookmarkStart w:id="19" w:name="_4d34og8" w:colFirst="0" w:colLast="0"/>
+      <w:bookmarkStart w:id="20" w:name="_Toc180551909"/>
+      <w:bookmarkEnd w:id="19"/>
+      <w:r>
+        <w:t xml:space="preserve">2.2.1. O que </w:t>
+      </w:r>
+      <w:proofErr w:type="spellStart"/>
+      <w:r>
+        <w:t>foi</w:t>
+      </w:r>
+      <w:proofErr w:type="spellEnd"/>
+      <w:r>
+        <w:t xml:space="preserve"> </w:t>
+      </w:r>
+      <w:proofErr w:type="spellStart"/>
+      <w:r>
+        <w:t>feito</w:t>
+      </w:r>
+      <w:bookmarkEnd w:id="20"/>
+      <w:proofErr w:type="spellEnd"/>
+    </w:p>
+    <w:p>
+      <w:pPr>
+        <w:spacing w:line="360" w:lineRule="auto"/>
+        <w:jc w:val="both"/>
+        <w:rPr>
+          <w:rFonts w:ascii="Times New Roman" w:eastAsia="Times New Roman" w:hAnsi="Times New Roman" w:cs="Times New Roman"/>
+          <w:b/>
+          <w:sz w:val="24"/>
+          <w:szCs w:val="24"/>
+        </w:rPr>
+      </w:pPr>
+    </w:p>
+    <w:p>
+      <w:pPr>
+        <w:pStyle w:val="Titulo3"/>
+      </w:pPr>
+      <w:bookmarkStart w:id="21" w:name="_2s8eyo1" w:colFirst="0" w:colLast="0"/>
+      <w:bookmarkStart w:id="22" w:name="_Toc180551910"/>
+      <w:bookmarkEnd w:id="21"/>
+      <w:r>
+        <w:t xml:space="preserve">2.2.2. Por que </w:t>
+      </w:r>
+      <w:proofErr w:type="spellStart"/>
+      <w:r>
+        <w:t>foi</w:t>
+      </w:r>
+      <w:proofErr w:type="spellEnd"/>
+      <w:r>
+        <w:t xml:space="preserve"> </w:t>
+      </w:r>
+      <w:proofErr w:type="spellStart"/>
+      <w:r>
+        <w:t>feito</w:t>
+      </w:r>
+      <w:bookmarkEnd w:id="22"/>
+      <w:proofErr w:type="spellEnd"/>
+    </w:p>
+    <w:p>
+      <w:pPr>
+        <w:spacing w:line="360" w:lineRule="auto"/>
+        <w:jc w:val="both"/>
+        <w:rPr>
+          <w:rFonts w:ascii="Times New Roman" w:eastAsia="Times New Roman" w:hAnsi="Times New Roman" w:cs="Times New Roman"/>
+          <w:sz w:val="24"/>
+          <w:szCs w:val="24"/>
+        </w:rPr>
+      </w:pPr>
+    </w:p>
+    <w:p>
+      <w:pPr>
+        <w:pStyle w:val="Titulo3"/>
+      </w:pPr>
+      <w:bookmarkStart w:id="23" w:name="_17dp8vu" w:colFirst="0" w:colLast="0"/>
+      <w:bookmarkStart w:id="24" w:name="_Toc180551911"/>
+      <w:bookmarkEnd w:id="23"/>
+      <w:r>
+        <w:t xml:space="preserve">2.2.3. Como </w:t>
+      </w:r>
+      <w:proofErr w:type="spellStart"/>
+      <w:r>
+        <w:t>foi</w:t>
+      </w:r>
+      <w:proofErr w:type="spellEnd"/>
+      <w:r>
+        <w:t xml:space="preserve"> </w:t>
+      </w:r>
+      <w:proofErr w:type="spellStart"/>
+      <w:r>
+        <w:t>feito</w:t>
+      </w:r>
+      <w:bookmarkEnd w:id="24"/>
+      <w:proofErr w:type="spellEnd"/>
+    </w:p>
+    <w:p>
+      <w:pPr>
+        <w:spacing w:line="360" w:lineRule="auto"/>
+        <w:jc w:val="both"/>
+        <w:rPr>
+          <w:rFonts w:ascii="Times New Roman" w:eastAsia="Times New Roman" w:hAnsi="Times New Roman" w:cs="Times New Roman"/>
+          <w:sz w:val="24"/>
+          <w:szCs w:val="24"/>
+        </w:rPr>
+      </w:pPr>
+      <w:bookmarkStart w:id="25" w:name="_3rdcrjn" w:colFirst="0" w:colLast="0"/>
+      <w:bookmarkEnd w:id="25"/>
+    </w:p>
+    <w:p>
+      <w:pPr>
+        <w:pStyle w:val="Titulo3"/>
+      </w:pPr>
+      <w:bookmarkStart w:id="26" w:name="_Toc180551912"/>
+      <w:r>
+        <w:t xml:space="preserve">2.2.4. Qual a </w:t>
+      </w:r>
+      <w:proofErr w:type="spellStart"/>
+      <w:r>
+        <w:t>aprendizagem</w:t>
+      </w:r>
+      <w:proofErr w:type="spellEnd"/>
+      <w:r>
+        <w:t xml:space="preserve"> com </w:t>
+      </w:r>
+      <w:proofErr w:type="gramStart"/>
+      <w:r>
+        <w:t>a</w:t>
+      </w:r>
+      <w:proofErr w:type="gramEnd"/>
+      <w:r>
+        <w:t xml:space="preserve"> </w:t>
+      </w:r>
+      <w:proofErr w:type="spellStart"/>
+      <w:r>
+        <w:t>atividade</w:t>
+      </w:r>
+      <w:bookmarkEnd w:id="26"/>
+      <w:proofErr w:type="spellEnd"/>
+    </w:p>
+    <w:p>
+      <w:pPr>
+        <w:pStyle w:val="Ttulo"/>
+        <w:ind w:left="0" w:firstLine="0"/>
+        <w:jc w:val="left"/>
+        <w:rPr>
+          <w:sz w:val="24"/>
+          <w:szCs w:val="24"/>
+        </w:rPr>
+      </w:pPr>
+      <w:bookmarkStart w:id="27" w:name="_26in1rg" w:colFirst="0" w:colLast="0"/>
+      <w:bookmarkEnd w:id="27"/>
+    </w:p>
+    <w:p>
+      <w:pPr>
+        <w:rPr>
+          <w:rFonts w:ascii="Times New Roman" w:eastAsia="Times New Roman" w:hAnsi="Times New Roman" w:cs="Times New Roman"/>
+          <w:b/>
+          <w:sz w:val="24"/>
+          <w:szCs w:val="24"/>
+        </w:rPr>
+      </w:pPr>
+      <w:r>
+        <w:br w:type="page"/>
+      </w:r>
+    </w:p>
+    <w:p>
+      <w:pPr>
+        <w:pStyle w:val="Titulo1"/>
+      </w:pPr>
+      <w:bookmarkStart w:id="28" w:name="_Toc180551913"/>
+      <w:r>
+        <w:lastRenderedPageBreak/>
+        <w:t>3 CONSIDERAÇÕES FINAIS</w:t>
+      </w:r>
+      <w:bookmarkEnd w:id="28"/>
+    </w:p>
+    <w:p>
+      <w:pPr>
         <w:pStyle w:val="Ttulo"/>
         <w:jc w:val="left"/>
         <w:rPr>
@@ -513,17 +2517,11 @@
           <w:szCs w:val="24"/>
         </w:rPr>
       </w:pPr>
-      <w:r>
-        <w:rPr>
-          <w:sz w:val="24"/>
-          <w:szCs w:val="24"/>
-        </w:rPr>
-        <w:t>SUMÁRIO</w:t>
-      </w:r>
     </w:p>
     <w:p>
       <w:pPr>
         <w:pStyle w:val="Ttulo"/>
+        <w:ind w:left="0" w:firstLine="0"/>
         <w:jc w:val="left"/>
         <w:rPr>
           <w:sz w:val="24"/>
@@ -533,53 +2531,6 @@
     </w:p>
     <w:p>
       <w:pPr>
-        <w:pStyle w:val="Ttulo"/>
-        <w:jc w:val="left"/>
-        <w:rPr>
-          <w:sz w:val="24"/>
-          <w:szCs w:val="24"/>
-        </w:rPr>
-      </w:pPr>
-      <w:bookmarkStart w:id="2" w:name="_1fob9te" w:colFirst="0" w:colLast="0"/>
-      <w:bookmarkEnd w:id="2"/>
-      <w:r>
-        <w:rPr>
-          <w:sz w:val="24"/>
-          <w:szCs w:val="24"/>
-        </w:rPr>
-        <w:t>INTRODUÇÃO</w:t>
-      </w:r>
-    </w:p>
-    <w:p>
-      <w:pPr>
-        <w:pStyle w:val="Ttulo"/>
-        <w:jc w:val="left"/>
-        <w:rPr>
-          <w:sz w:val="24"/>
-          <w:szCs w:val="24"/>
-        </w:rPr>
-      </w:pPr>
-    </w:p>
-    <w:p>
-      <w:pPr>
-        <w:pStyle w:val="Ttulo"/>
-        <w:jc w:val="left"/>
-        <w:rPr>
-          <w:sz w:val="24"/>
-          <w:szCs w:val="24"/>
-        </w:rPr>
-      </w:pPr>
-      <w:r>
-        <w:rPr>
-          <w:sz w:val="24"/>
-          <w:szCs w:val="24"/>
-        </w:rPr>
-        <w:t>1 IDENTIFICAÇÃO DA EMPRESA</w:t>
-      </w:r>
-    </w:p>
-    <w:p>
-      <w:pPr>
-        <w:spacing w:line="360" w:lineRule="auto"/>
         <w:rPr>
           <w:rFonts w:ascii="Times New Roman" w:eastAsia="Times New Roman" w:hAnsi="Times New Roman" w:cs="Times New Roman"/>
           <w:b/>
@@ -587,737 +2538,11 @@
           <w:szCs w:val="24"/>
         </w:rPr>
       </w:pPr>
-    </w:p>
-    <w:p>
-      <w:pPr>
-        <w:keepNext/>
-        <w:widowControl/>
-        <w:pBdr>
-          <w:top w:val="nil"/>
-          <w:left w:val="nil"/>
-          <w:bottom w:val="nil"/>
-          <w:right w:val="nil"/>
-          <w:between w:val="nil"/>
-        </w:pBdr>
-        <w:spacing w:line="360" w:lineRule="auto"/>
-        <w:ind w:left="397" w:hanging="397"/>
-        <w:rPr>
-          <w:rFonts w:ascii="Times New Roman" w:eastAsia="Times New Roman" w:hAnsi="Times New Roman" w:cs="Times New Roman"/>
-          <w:b/>
-          <w:color w:val="000000"/>
-          <w:sz w:val="24"/>
-          <w:szCs w:val="24"/>
-        </w:rPr>
-      </w:pPr>
-      <w:bookmarkStart w:id="3" w:name="_3znysh7" w:colFirst="0" w:colLast="0"/>
-      <w:bookmarkEnd w:id="3"/>
-      <w:r>
-        <w:rPr>
-          <w:rFonts w:ascii="Times New Roman" w:eastAsia="Times New Roman" w:hAnsi="Times New Roman" w:cs="Times New Roman"/>
-          <w:b/>
-          <w:color w:val="000000"/>
-          <w:sz w:val="24"/>
-          <w:szCs w:val="24"/>
-        </w:rPr>
-        <w:t>1.1 ÁREA DE ESTÁGIO</w:t>
-      </w:r>
-    </w:p>
-    <w:p>
-      <w:pPr>
-        <w:spacing w:line="360" w:lineRule="auto"/>
-        <w:jc w:val="both"/>
-        <w:rPr>
-          <w:rFonts w:ascii="Times New Roman" w:eastAsia="Times New Roman" w:hAnsi="Times New Roman" w:cs="Times New Roman"/>
-          <w:b/>
-          <w:sz w:val="24"/>
-          <w:szCs w:val="24"/>
-        </w:rPr>
-      </w:pPr>
-    </w:p>
-    <w:p>
-      <w:pPr>
-        <w:keepNext/>
-        <w:widowControl/>
-        <w:pBdr>
-          <w:top w:val="nil"/>
-          <w:left w:val="nil"/>
-          <w:bottom w:val="nil"/>
-          <w:right w:val="nil"/>
-          <w:between w:val="nil"/>
-        </w:pBdr>
-        <w:spacing w:line="360" w:lineRule="auto"/>
-        <w:ind w:left="397" w:hanging="397"/>
-        <w:rPr>
-          <w:rFonts w:ascii="Times New Roman" w:eastAsia="Times New Roman" w:hAnsi="Times New Roman" w:cs="Times New Roman"/>
-          <w:b/>
-          <w:color w:val="000000"/>
-          <w:sz w:val="24"/>
-          <w:szCs w:val="24"/>
-        </w:rPr>
-      </w:pPr>
-      <w:bookmarkStart w:id="4" w:name="_2et92p0" w:colFirst="0" w:colLast="0"/>
-      <w:bookmarkEnd w:id="4"/>
-      <w:r>
-        <w:rPr>
-          <w:rFonts w:ascii="Times New Roman" w:eastAsia="Times New Roman" w:hAnsi="Times New Roman" w:cs="Times New Roman"/>
-          <w:b/>
-          <w:color w:val="000000"/>
-          <w:sz w:val="24"/>
-          <w:szCs w:val="24"/>
-        </w:rPr>
-        <w:t>1.2 APRESENTAÇÃO DA EMPRESA</w:t>
-      </w:r>
-    </w:p>
-    <w:p>
-      <w:pPr>
-        <w:spacing w:line="360" w:lineRule="auto"/>
-        <w:jc w:val="both"/>
-        <w:rPr>
-          <w:rFonts w:ascii="Times New Roman" w:eastAsia="Times New Roman" w:hAnsi="Times New Roman" w:cs="Times New Roman"/>
-          <w:b/>
-          <w:sz w:val="24"/>
-          <w:szCs w:val="24"/>
-        </w:rPr>
-      </w:pPr>
-    </w:p>
-    <w:p>
-      <w:pPr>
-        <w:pStyle w:val="Ttulo"/>
-        <w:jc w:val="left"/>
-        <w:rPr>
-          <w:sz w:val="24"/>
-          <w:szCs w:val="24"/>
-        </w:rPr>
-      </w:pPr>
-      <w:bookmarkStart w:id="5" w:name="_tyjcwt" w:colFirst="0" w:colLast="0"/>
-      <w:bookmarkEnd w:id="5"/>
-      <w:r>
-        <w:rPr>
-          <w:sz w:val="24"/>
-          <w:szCs w:val="24"/>
-        </w:rPr>
-        <w:t>2 ATIVIDADES DESENVOLVIDAS</w:t>
-      </w:r>
-    </w:p>
-    <w:p>
-      <w:pPr>
-        <w:spacing w:line="360" w:lineRule="auto"/>
-        <w:jc w:val="both"/>
-        <w:rPr>
-          <w:rFonts w:ascii="Times New Roman" w:eastAsia="Times New Roman" w:hAnsi="Times New Roman" w:cs="Times New Roman"/>
-          <w:b/>
-          <w:sz w:val="24"/>
-          <w:szCs w:val="24"/>
-        </w:rPr>
-      </w:pPr>
-      <w:bookmarkStart w:id="6" w:name="_3dy6vkm" w:colFirst="0" w:colLast="0"/>
-      <w:bookmarkEnd w:id="6"/>
-    </w:p>
-    <w:p>
-      <w:pPr>
-        <w:keepNext/>
-        <w:widowControl/>
-        <w:pBdr>
-          <w:top w:val="nil"/>
-          <w:left w:val="nil"/>
-          <w:bottom w:val="nil"/>
-          <w:right w:val="nil"/>
-          <w:between w:val="nil"/>
-        </w:pBdr>
-        <w:spacing w:line="360" w:lineRule="auto"/>
-        <w:ind w:left="397" w:hanging="397"/>
-        <w:rPr>
-          <w:rFonts w:ascii="Times New Roman" w:eastAsia="Times New Roman" w:hAnsi="Times New Roman" w:cs="Times New Roman"/>
-          <w:b/>
-          <w:color w:val="000000"/>
-          <w:sz w:val="24"/>
-          <w:szCs w:val="24"/>
-        </w:rPr>
-      </w:pPr>
-      <w:r>
-        <w:rPr>
-          <w:rFonts w:ascii="Times New Roman" w:eastAsia="Times New Roman" w:hAnsi="Times New Roman" w:cs="Times New Roman"/>
-          <w:b/>
-          <w:color w:val="000000"/>
-          <w:sz w:val="24"/>
-          <w:szCs w:val="24"/>
-        </w:rPr>
-        <w:t>2.1 ATIVIDADE 01: (descrição)</w:t>
-      </w:r>
-    </w:p>
-    <w:p>
-      <w:pPr>
-        <w:keepNext/>
-        <w:widowControl/>
-        <w:pBdr>
-          <w:top w:val="nil"/>
-          <w:left w:val="nil"/>
-          <w:bottom w:val="nil"/>
-          <w:right w:val="nil"/>
-          <w:between w:val="nil"/>
-        </w:pBdr>
-        <w:spacing w:line="360" w:lineRule="auto"/>
-        <w:ind w:left="851" w:firstLine="170"/>
-        <w:rPr>
-          <w:rFonts w:ascii="Times New Roman" w:eastAsia="Times New Roman" w:hAnsi="Times New Roman" w:cs="Times New Roman"/>
-          <w:b/>
-          <w:color w:val="000000"/>
-          <w:sz w:val="24"/>
-          <w:szCs w:val="24"/>
-        </w:rPr>
-      </w:pPr>
-      <w:r>
-        <w:rPr>
-          <w:rFonts w:ascii="Times New Roman" w:eastAsia="Times New Roman" w:hAnsi="Times New Roman" w:cs="Times New Roman"/>
-          <w:b/>
-          <w:color w:val="000000"/>
-          <w:sz w:val="24"/>
-          <w:szCs w:val="24"/>
-        </w:rPr>
-        <w:t>2.1.1. O que foi feito</w:t>
-      </w:r>
-    </w:p>
-    <w:p>
-      <w:pPr>
-        <w:spacing w:line="360" w:lineRule="auto"/>
-        <w:jc w:val="both"/>
-        <w:rPr>
-          <w:rFonts w:ascii="Times New Roman" w:eastAsia="Times New Roman" w:hAnsi="Times New Roman" w:cs="Times New Roman"/>
-          <w:b/>
-          <w:sz w:val="24"/>
-          <w:szCs w:val="24"/>
-        </w:rPr>
-      </w:pPr>
-    </w:p>
-    <w:p>
-      <w:pPr>
-        <w:keepNext/>
-        <w:widowControl/>
-        <w:pBdr>
-          <w:top w:val="nil"/>
-          <w:left w:val="nil"/>
-          <w:bottom w:val="nil"/>
-          <w:right w:val="nil"/>
-          <w:between w:val="nil"/>
-        </w:pBdr>
-        <w:spacing w:line="360" w:lineRule="auto"/>
-        <w:ind w:left="851" w:firstLine="170"/>
-        <w:rPr>
-          <w:rFonts w:ascii="Times New Roman" w:eastAsia="Times New Roman" w:hAnsi="Times New Roman" w:cs="Times New Roman"/>
-          <w:b/>
-          <w:color w:val="000000"/>
-          <w:sz w:val="24"/>
-          <w:szCs w:val="24"/>
-        </w:rPr>
-      </w:pPr>
-      <w:r>
-        <w:rPr>
-          <w:rFonts w:ascii="Times New Roman" w:eastAsia="Times New Roman" w:hAnsi="Times New Roman" w:cs="Times New Roman"/>
-          <w:b/>
-          <w:color w:val="000000"/>
-          <w:sz w:val="24"/>
-          <w:szCs w:val="24"/>
-        </w:rPr>
-        <w:t>2.1.2. Por que foi feito</w:t>
-      </w:r>
-    </w:p>
-    <w:p>
-      <w:pPr>
-        <w:spacing w:line="360" w:lineRule="auto"/>
-        <w:jc w:val="both"/>
-        <w:rPr>
-          <w:rFonts w:ascii="Times New Roman" w:eastAsia="Times New Roman" w:hAnsi="Times New Roman" w:cs="Times New Roman"/>
-          <w:sz w:val="24"/>
-          <w:szCs w:val="24"/>
-        </w:rPr>
-      </w:pPr>
-    </w:p>
-    <w:p>
-      <w:pPr>
-        <w:keepNext/>
-        <w:widowControl/>
-        <w:pBdr>
-          <w:top w:val="nil"/>
-          <w:left w:val="nil"/>
-          <w:bottom w:val="nil"/>
-          <w:right w:val="nil"/>
-          <w:between w:val="nil"/>
-        </w:pBdr>
-        <w:spacing w:line="360" w:lineRule="auto"/>
-        <w:ind w:left="851" w:firstLine="170"/>
-        <w:rPr>
-          <w:rFonts w:ascii="Times New Roman" w:eastAsia="Times New Roman" w:hAnsi="Times New Roman" w:cs="Times New Roman"/>
-          <w:b/>
-          <w:color w:val="000000"/>
-          <w:sz w:val="24"/>
-          <w:szCs w:val="24"/>
-        </w:rPr>
-      </w:pPr>
-      <w:r>
-        <w:rPr>
-          <w:rFonts w:ascii="Times New Roman" w:eastAsia="Times New Roman" w:hAnsi="Times New Roman" w:cs="Times New Roman"/>
-          <w:b/>
-          <w:color w:val="000000"/>
-          <w:sz w:val="24"/>
-          <w:szCs w:val="24"/>
-        </w:rPr>
-        <w:t>2.1.3. Como foi feito</w:t>
-      </w:r>
-    </w:p>
-    <w:p>
-      <w:pPr>
-        <w:spacing w:line="360" w:lineRule="auto"/>
-        <w:jc w:val="both"/>
-        <w:rPr>
-          <w:rFonts w:ascii="Times New Roman" w:eastAsia="Times New Roman" w:hAnsi="Times New Roman" w:cs="Times New Roman"/>
-          <w:sz w:val="24"/>
-          <w:szCs w:val="24"/>
-        </w:rPr>
-      </w:pPr>
-    </w:p>
-    <w:p>
-      <w:pPr>
-        <w:keepNext/>
-        <w:widowControl/>
-        <w:pBdr>
-          <w:top w:val="nil"/>
-          <w:left w:val="nil"/>
-          <w:bottom w:val="nil"/>
-          <w:right w:val="nil"/>
-          <w:between w:val="nil"/>
-        </w:pBdr>
-        <w:spacing w:line="360" w:lineRule="auto"/>
-        <w:ind w:left="851" w:firstLine="170"/>
-        <w:rPr>
-          <w:rFonts w:ascii="Times New Roman" w:eastAsia="Times New Roman" w:hAnsi="Times New Roman" w:cs="Times New Roman"/>
-          <w:b/>
-          <w:color w:val="000000"/>
-          <w:sz w:val="24"/>
-          <w:szCs w:val="24"/>
-        </w:rPr>
-      </w:pPr>
-      <w:r>
-        <w:rPr>
-          <w:rFonts w:ascii="Times New Roman" w:eastAsia="Times New Roman" w:hAnsi="Times New Roman" w:cs="Times New Roman"/>
-          <w:b/>
-          <w:color w:val="000000"/>
-          <w:sz w:val="24"/>
-          <w:szCs w:val="24"/>
-        </w:rPr>
-        <w:t>2.1.4. Qual a aprendizagem com a atividade</w:t>
-      </w:r>
-    </w:p>
-    <w:p>
-      <w:pPr>
-        <w:spacing w:line="360" w:lineRule="auto"/>
-        <w:jc w:val="both"/>
-        <w:rPr>
-          <w:rFonts w:ascii="Times New Roman" w:eastAsia="Times New Roman" w:hAnsi="Times New Roman" w:cs="Times New Roman"/>
-          <w:sz w:val="24"/>
-          <w:szCs w:val="24"/>
-        </w:rPr>
-      </w:pPr>
-    </w:p>
-    <w:p>
-      <w:pPr>
-        <w:keepNext/>
-        <w:widowControl/>
-        <w:pBdr>
-          <w:top w:val="nil"/>
-          <w:left w:val="nil"/>
-          <w:bottom w:val="nil"/>
-          <w:right w:val="nil"/>
-          <w:between w:val="nil"/>
-        </w:pBdr>
-        <w:spacing w:line="360" w:lineRule="auto"/>
-        <w:ind w:left="397" w:hanging="397"/>
-        <w:rPr>
-          <w:rFonts w:ascii="Times New Roman" w:eastAsia="Times New Roman" w:hAnsi="Times New Roman" w:cs="Times New Roman"/>
-          <w:color w:val="000000"/>
-          <w:sz w:val="24"/>
-          <w:szCs w:val="24"/>
-        </w:rPr>
-      </w:pPr>
-      <w:bookmarkStart w:id="7" w:name="_1t3h5sf" w:colFirst="0" w:colLast="0"/>
-      <w:bookmarkEnd w:id="7"/>
-      <w:r>
-        <w:rPr>
-          <w:rFonts w:ascii="Times New Roman" w:eastAsia="Times New Roman" w:hAnsi="Times New Roman" w:cs="Times New Roman"/>
-          <w:b/>
-          <w:color w:val="000000"/>
-          <w:sz w:val="24"/>
-          <w:szCs w:val="24"/>
-        </w:rPr>
-        <w:t>2.2 ATIVIDADE 02: (descrição)</w:t>
-      </w:r>
-    </w:p>
-    <w:p>
-      <w:pPr>
-        <w:keepNext/>
-        <w:widowControl/>
-        <w:pBdr>
-          <w:top w:val="nil"/>
-          <w:left w:val="nil"/>
-          <w:bottom w:val="nil"/>
-          <w:right w:val="nil"/>
-          <w:between w:val="nil"/>
-        </w:pBdr>
-        <w:spacing w:line="360" w:lineRule="auto"/>
-        <w:ind w:left="851" w:firstLine="170"/>
-        <w:rPr>
-          <w:rFonts w:ascii="Times New Roman" w:eastAsia="Times New Roman" w:hAnsi="Times New Roman" w:cs="Times New Roman"/>
-          <w:b/>
-          <w:color w:val="000000"/>
-          <w:sz w:val="24"/>
-          <w:szCs w:val="24"/>
-        </w:rPr>
-      </w:pPr>
-      <w:bookmarkStart w:id="8" w:name="_4d34og8" w:colFirst="0" w:colLast="0"/>
-      <w:bookmarkEnd w:id="8"/>
-      <w:r>
-        <w:rPr>
-          <w:rFonts w:ascii="Times New Roman" w:eastAsia="Times New Roman" w:hAnsi="Times New Roman" w:cs="Times New Roman"/>
-          <w:b/>
-          <w:color w:val="000000"/>
-          <w:sz w:val="24"/>
-          <w:szCs w:val="24"/>
-        </w:rPr>
-        <w:t>2.2.1. O que foi feito</w:t>
-      </w:r>
-    </w:p>
-    <w:p>
-      <w:pPr>
-        <w:spacing w:line="360" w:lineRule="auto"/>
-        <w:jc w:val="both"/>
-        <w:rPr>
-          <w:rFonts w:ascii="Times New Roman" w:eastAsia="Times New Roman" w:hAnsi="Times New Roman" w:cs="Times New Roman"/>
-          <w:b/>
-          <w:sz w:val="24"/>
-          <w:szCs w:val="24"/>
-        </w:rPr>
-      </w:pPr>
-    </w:p>
-    <w:p>
-      <w:pPr>
-        <w:keepNext/>
-        <w:widowControl/>
-        <w:pBdr>
-          <w:top w:val="nil"/>
-          <w:left w:val="nil"/>
-          <w:bottom w:val="nil"/>
-          <w:right w:val="nil"/>
-          <w:between w:val="nil"/>
-        </w:pBdr>
-        <w:spacing w:line="360" w:lineRule="auto"/>
-        <w:ind w:left="851" w:firstLine="170"/>
-        <w:rPr>
-          <w:rFonts w:ascii="Times New Roman" w:eastAsia="Times New Roman" w:hAnsi="Times New Roman" w:cs="Times New Roman"/>
-          <w:b/>
-          <w:color w:val="000000"/>
-          <w:sz w:val="24"/>
-          <w:szCs w:val="24"/>
-        </w:rPr>
-      </w:pPr>
-      <w:bookmarkStart w:id="9" w:name="_2s8eyo1" w:colFirst="0" w:colLast="0"/>
-      <w:bookmarkEnd w:id="9"/>
-      <w:r>
-        <w:rPr>
-          <w:rFonts w:ascii="Times New Roman" w:eastAsia="Times New Roman" w:hAnsi="Times New Roman" w:cs="Times New Roman"/>
-          <w:b/>
-          <w:color w:val="000000"/>
-          <w:sz w:val="24"/>
-          <w:szCs w:val="24"/>
-        </w:rPr>
-        <w:t>2.2.2. Por que foi feito</w:t>
-      </w:r>
-    </w:p>
-    <w:p>
-      <w:pPr>
-        <w:spacing w:line="360" w:lineRule="auto"/>
-        <w:jc w:val="both"/>
-        <w:rPr>
-          <w:rFonts w:ascii="Times New Roman" w:eastAsia="Times New Roman" w:hAnsi="Times New Roman" w:cs="Times New Roman"/>
-          <w:sz w:val="24"/>
-          <w:szCs w:val="24"/>
-        </w:rPr>
-      </w:pPr>
-    </w:p>
-    <w:p>
-      <w:pPr>
-        <w:keepNext/>
-        <w:widowControl/>
-        <w:pBdr>
-          <w:top w:val="nil"/>
-          <w:left w:val="nil"/>
-          <w:bottom w:val="nil"/>
-          <w:right w:val="nil"/>
-          <w:between w:val="nil"/>
-        </w:pBdr>
-        <w:spacing w:line="360" w:lineRule="auto"/>
-        <w:ind w:left="851" w:firstLine="170"/>
-        <w:rPr>
-          <w:rFonts w:ascii="Times New Roman" w:eastAsia="Times New Roman" w:hAnsi="Times New Roman" w:cs="Times New Roman"/>
-          <w:b/>
-          <w:color w:val="000000"/>
-          <w:sz w:val="24"/>
-          <w:szCs w:val="24"/>
-        </w:rPr>
-      </w:pPr>
-      <w:bookmarkStart w:id="10" w:name="_17dp8vu" w:colFirst="0" w:colLast="0"/>
-      <w:bookmarkEnd w:id="10"/>
-      <w:r>
-        <w:rPr>
-          <w:rFonts w:ascii="Times New Roman" w:eastAsia="Times New Roman" w:hAnsi="Times New Roman" w:cs="Times New Roman"/>
-          <w:b/>
-          <w:color w:val="000000"/>
-          <w:sz w:val="24"/>
-          <w:szCs w:val="24"/>
-        </w:rPr>
-        <w:t>2.2.3. Como foi feito</w:t>
-      </w:r>
-    </w:p>
-    <w:p>
-      <w:pPr>
-        <w:spacing w:line="360" w:lineRule="auto"/>
-        <w:jc w:val="both"/>
-        <w:rPr>
-          <w:rFonts w:ascii="Times New Roman" w:eastAsia="Times New Roman" w:hAnsi="Times New Roman" w:cs="Times New Roman"/>
-          <w:sz w:val="24"/>
-          <w:szCs w:val="24"/>
-        </w:rPr>
-      </w:pPr>
-      <w:bookmarkStart w:id="11" w:name="_3rdcrjn" w:colFirst="0" w:colLast="0"/>
-      <w:bookmarkEnd w:id="11"/>
-    </w:p>
-    <w:p>
-      <w:pPr>
-        <w:keepNext/>
-        <w:widowControl/>
-        <w:pBdr>
-          <w:top w:val="nil"/>
-          <w:left w:val="nil"/>
-          <w:bottom w:val="nil"/>
-          <w:right w:val="nil"/>
-          <w:between w:val="nil"/>
-        </w:pBdr>
-        <w:spacing w:line="360" w:lineRule="auto"/>
-        <w:ind w:left="851" w:firstLine="170"/>
-        <w:rPr>
-          <w:rFonts w:ascii="Times New Roman" w:eastAsia="Times New Roman" w:hAnsi="Times New Roman" w:cs="Times New Roman"/>
-          <w:b/>
-          <w:color w:val="000000"/>
-          <w:sz w:val="24"/>
-          <w:szCs w:val="24"/>
-        </w:rPr>
-      </w:pPr>
-      <w:r>
-        <w:rPr>
-          <w:rFonts w:ascii="Times New Roman" w:eastAsia="Times New Roman" w:hAnsi="Times New Roman" w:cs="Times New Roman"/>
-          <w:b/>
-          <w:color w:val="000000"/>
-          <w:sz w:val="24"/>
-          <w:szCs w:val="24"/>
-        </w:rPr>
-        <w:t>2.2.4. Qual a aprendizagem com a atividade</w:t>
-      </w:r>
-    </w:p>
-    <w:p>
-      <w:pPr>
-        <w:spacing w:line="360" w:lineRule="auto"/>
-        <w:jc w:val="both"/>
-        <w:rPr>
-          <w:rFonts w:ascii="Times New Roman" w:eastAsia="Times New Roman" w:hAnsi="Times New Roman" w:cs="Times New Roman"/>
-          <w:sz w:val="24"/>
-          <w:szCs w:val="24"/>
-        </w:rPr>
-      </w:pPr>
-    </w:p>
-    <w:p>
-      <w:pPr>
-        <w:keepNext/>
-        <w:widowControl/>
-        <w:pBdr>
-          <w:top w:val="nil"/>
-          <w:left w:val="nil"/>
-          <w:bottom w:val="nil"/>
-          <w:right w:val="nil"/>
-          <w:between w:val="nil"/>
-        </w:pBdr>
-        <w:spacing w:line="360" w:lineRule="auto"/>
-        <w:ind w:left="397" w:hanging="397"/>
-        <w:rPr>
-          <w:rFonts w:ascii="Times New Roman" w:eastAsia="Times New Roman" w:hAnsi="Times New Roman" w:cs="Times New Roman"/>
-          <w:color w:val="000000"/>
-          <w:sz w:val="24"/>
-          <w:szCs w:val="24"/>
-        </w:rPr>
-      </w:pPr>
-      <w:r>
-        <w:rPr>
-          <w:rFonts w:ascii="Times New Roman" w:eastAsia="Times New Roman" w:hAnsi="Times New Roman" w:cs="Times New Roman"/>
-          <w:b/>
-          <w:color w:val="000000"/>
-          <w:sz w:val="24"/>
-          <w:szCs w:val="24"/>
-          <w:highlight w:val="yellow"/>
-        </w:rPr>
-        <w:t>2.3 ATIVIDADE XX: (descrição)</w:t>
-      </w:r>
-    </w:p>
-    <w:p>
-      <w:pPr>
-        <w:pStyle w:val="Ttulo"/>
-        <w:jc w:val="left"/>
-        <w:rPr>
-          <w:sz w:val="24"/>
-          <w:szCs w:val="24"/>
-        </w:rPr>
-      </w:pPr>
-      <w:bookmarkStart w:id="12" w:name="_26in1rg" w:colFirst="0" w:colLast="0"/>
-      <w:bookmarkEnd w:id="12"/>
-    </w:p>
-    <w:p>
-      <w:pPr>
-        <w:keepNext/>
-        <w:widowControl/>
-        <w:pBdr>
-          <w:top w:val="nil"/>
-          <w:left w:val="nil"/>
-          <w:bottom w:val="nil"/>
-          <w:right w:val="nil"/>
-          <w:between w:val="nil"/>
-        </w:pBdr>
-        <w:spacing w:line="360" w:lineRule="auto"/>
-        <w:ind w:left="397" w:hanging="397"/>
-        <w:rPr>
-          <w:rFonts w:ascii="Times New Roman" w:eastAsia="Times New Roman" w:hAnsi="Times New Roman" w:cs="Times New Roman"/>
-          <w:b/>
-          <w:color w:val="000000"/>
-          <w:sz w:val="24"/>
-          <w:szCs w:val="24"/>
-        </w:rPr>
-      </w:pPr>
-      <w:r>
-        <w:rPr>
-          <w:rFonts w:ascii="Times New Roman" w:eastAsia="Times New Roman" w:hAnsi="Times New Roman" w:cs="Times New Roman"/>
-          <w:b/>
-          <w:color w:val="000000"/>
-          <w:sz w:val="24"/>
-          <w:szCs w:val="24"/>
-        </w:rPr>
-        <w:t>3 CONSIDERAÇÕES FINAIS</w:t>
-      </w:r>
-    </w:p>
-    <w:p>
-      <w:pPr>
-        <w:pStyle w:val="Ttulo"/>
-        <w:jc w:val="left"/>
-        <w:rPr>
-          <w:sz w:val="24"/>
-          <w:szCs w:val="24"/>
-        </w:rPr>
-      </w:pPr>
-    </w:p>
-    <w:p>
-      <w:pPr>
-        <w:keepNext/>
-        <w:widowControl/>
-        <w:pBdr>
-          <w:top w:val="nil"/>
-          <w:left w:val="nil"/>
-          <w:bottom w:val="nil"/>
-          <w:right w:val="nil"/>
-          <w:between w:val="nil"/>
-        </w:pBdr>
-        <w:spacing w:line="360" w:lineRule="auto"/>
-        <w:ind w:left="397" w:hanging="397"/>
-        <w:rPr>
-          <w:rFonts w:ascii="Times New Roman" w:eastAsia="Times New Roman" w:hAnsi="Times New Roman" w:cs="Times New Roman"/>
-          <w:b/>
-          <w:color w:val="000000"/>
-          <w:sz w:val="24"/>
-          <w:szCs w:val="24"/>
-        </w:rPr>
-      </w:pPr>
-      <w:r>
-        <w:rPr>
-          <w:rFonts w:ascii="Times New Roman" w:eastAsia="Times New Roman" w:hAnsi="Times New Roman" w:cs="Times New Roman"/>
-          <w:b/>
-          <w:color w:val="000000"/>
-          <w:sz w:val="24"/>
-          <w:szCs w:val="24"/>
-        </w:rPr>
-        <w:t>4 REFERÊNCIAS BIBLIOGRÁFICAS</w:t>
-      </w:r>
-    </w:p>
-    <w:p>
-      <w:pPr>
-        <w:pStyle w:val="Ttulo"/>
-        <w:jc w:val="left"/>
-        <w:rPr>
-          <w:sz w:val="24"/>
-          <w:szCs w:val="24"/>
-        </w:rPr>
-      </w:pPr>
-    </w:p>
-    <w:p>
-      <w:pPr>
-        <w:keepNext/>
-        <w:widowControl/>
-        <w:pBdr>
-          <w:top w:val="nil"/>
-          <w:left w:val="nil"/>
-          <w:bottom w:val="nil"/>
-          <w:right w:val="nil"/>
-          <w:between w:val="nil"/>
-        </w:pBdr>
-        <w:spacing w:line="360" w:lineRule="auto"/>
-        <w:ind w:left="397" w:hanging="397"/>
-        <w:rPr>
-          <w:rFonts w:ascii="Times New Roman" w:eastAsia="Times New Roman" w:hAnsi="Times New Roman" w:cs="Times New Roman"/>
-          <w:b/>
-          <w:color w:val="000000"/>
-          <w:sz w:val="24"/>
-          <w:szCs w:val="24"/>
-        </w:rPr>
-      </w:pPr>
-      <w:bookmarkStart w:id="13" w:name="_lnxbz9" w:colFirst="0" w:colLast="0"/>
-      <w:bookmarkEnd w:id="13"/>
-      <w:r>
-        <w:rPr>
-          <w:rFonts w:ascii="Times New Roman" w:eastAsia="Times New Roman" w:hAnsi="Times New Roman" w:cs="Times New Roman"/>
-          <w:b/>
-          <w:color w:val="000000"/>
-          <w:sz w:val="24"/>
-          <w:szCs w:val="24"/>
-        </w:rPr>
-        <w:t>5 APÊNDICES</w:t>
-      </w:r>
-    </w:p>
-    <w:p>
-      <w:pPr>
-        <w:pStyle w:val="Ttulo"/>
-        <w:jc w:val="left"/>
-        <w:rPr>
-          <w:sz w:val="24"/>
-          <w:szCs w:val="24"/>
-        </w:rPr>
-      </w:pPr>
-    </w:p>
-    <w:p>
-      <w:pPr>
-        <w:rPr>
-          <w:rFonts w:ascii="Times New Roman" w:eastAsia="Times New Roman" w:hAnsi="Times New Roman" w:cs="Times New Roman"/>
-          <w:b/>
-          <w:sz w:val="24"/>
-          <w:szCs w:val="24"/>
-        </w:rPr>
-      </w:pPr>
-      <w:bookmarkStart w:id="14" w:name="_35nkun2" w:colFirst="0" w:colLast="0"/>
-      <w:bookmarkEnd w:id="14"/>
+      <w:bookmarkStart w:id="29" w:name="_35nkun2" w:colFirst="0" w:colLast="0"/>
+      <w:bookmarkEnd w:id="29"/>
     </w:p>
     <w:sectPr>
-      <w:headerReference w:type="default" r:id="rId11"/>
+      <w:headerReference w:type="default" r:id="rId12"/>
       <w:type w:val="continuous"/>
       <w:pgSz w:w="11907" w:h="16840"/>
       <w:pgMar w:top="1560" w:right="640" w:bottom="0" w:left="1276" w:header="720" w:footer="720" w:gutter="0"/>
@@ -1481,11 +2706,11 @@
         </mc:Choice>
         <mc:Fallback>
           <w:pict>
-            <v:shapetype id="_x0000_t202" coordsize="21600,21600" o:spt="202" path="m,l,21600r21600,l21600,xe">
+            <v:shapetype w14:anchorId="3F7D55A7" id="_x0000_t202" coordsize="21600,21600" o:spt="202" path="m,l,21600r21600,l21600,xe">
               <v:stroke joinstyle="miter"/>
               <v:path gradientshapeok="t" o:connecttype="rect"/>
             </v:shapetype>
-            <v:shape id="Caixa de Texto 2" o:spid="_x0000_s1026" type="#_x0000_t202" style="position:absolute;margin-left:355.2pt;margin-top:-15.6pt;width:135.75pt;height:42.75pt;z-index:251660800;visibility:visible;mso-wrap-style:square;mso-width-percent:0;mso-height-percent:0;mso-wrap-distance-left:9pt;mso-wrap-distance-top:3.6pt;mso-wrap-distance-right:9pt;mso-wrap-distance-bottom:3.6pt;mso-position-horizontal:absolute;mso-position-horizontal-relative:text;mso-position-vertical:absolute;mso-position-vertical-relative:text;mso-width-percent:0;mso-height-percent:0;mso-width-relative:margin;mso-height-relative:margin;v-text-anchor:top" o:gfxdata="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" stroked="f">
+            <v:shape id="Caixa de Texto 2" o:spid="_x0000_s1026" type="#_x0000_t202" style="position:absolute;margin-left:355.2pt;margin-top:-15.6pt;width:135.75pt;height:42.75pt;z-index:251658240;visibility:visible;mso-wrap-style:square;mso-width-percent:0;mso-height-percent:0;mso-wrap-distance-left:9pt;mso-wrap-distance-top:3.6pt;mso-wrap-distance-right:9pt;mso-wrap-distance-bottom:3.6pt;mso-position-horizontal:absolute;mso-position-horizontal-relative:text;mso-position-vertical:absolute;mso-position-vertical-relative:text;mso-width-percent:0;mso-height-percent:0;mso-width-relative:margin;mso-height-relative:margin;v-text-anchor:top" o:gfxdata="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" stroked="f">
               <v:textbox>
                 <w:txbxContent>
                   <w:p/>
@@ -2219,6 +3444,7 @@
     <w:name w:val="heading 1"/>
     <w:basedOn w:val="Normal"/>
     <w:next w:val="Normal"/>
+    <w:link w:val="Ttulo1Char"/>
     <w:pPr>
       <w:keepNext/>
       <w:widowControl/>
@@ -2236,6 +3462,7 @@
     <w:name w:val="heading 2"/>
     <w:basedOn w:val="Normal"/>
     <w:next w:val="Normal"/>
+    <w:link w:val="Ttulo2Char"/>
     <w:pPr>
       <w:keepNext/>
       <w:widowControl/>
@@ -2253,6 +3480,7 @@
     <w:name w:val="heading 3"/>
     <w:basedOn w:val="Normal"/>
     <w:next w:val="Normal"/>
+    <w:link w:val="Ttulo3Char"/>
     <w:pPr>
       <w:keepNext/>
       <w:widowControl/>
@@ -2413,6 +3641,327 @@
     <w:link w:val="Rodap"/>
     <w:uiPriority w:val="99"/>
     <w:rsid w:val="008E10AF"/>
+  </w:style>
+  <w:style w:type="paragraph" w:styleId="CabealhodoSumrio">
+    <w:name w:val="TOC Heading"/>
+    <w:basedOn w:val="Ttulo1"/>
+    <w:next w:val="Normal"/>
+    <w:uiPriority w:val="39"/>
+    <w:unhideWhenUsed/>
+    <w:qFormat/>
+    <w:rsid w:val="006D1F96"/>
+    <w:pPr>
+      <w:keepLines/>
+      <w:spacing w:before="240" w:line="259" w:lineRule="auto"/>
+      <w:ind w:left="0" w:firstLine="0"/>
+      <w:jc w:val="left"/>
+      <w:outlineLvl w:val="9"/>
+    </w:pPr>
+    <w:rPr>
+      <w:rFonts w:asciiTheme="majorHAnsi" w:eastAsiaTheme="majorEastAsia" w:hAnsiTheme="majorHAnsi" w:cstheme="majorBidi"/>
+      <w:color w:val="365F91" w:themeColor="accent1" w:themeShade="BF"/>
+      <w:sz w:val="32"/>
+      <w:szCs w:val="32"/>
+      <w:lang w:val="pt-BR"/>
+    </w:rPr>
+  </w:style>
+  <w:style w:type="paragraph" w:customStyle="1" w:styleId="Titulo1">
+    <w:name w:val="Titulo 1"/>
+    <w:basedOn w:val="Ttulo1"/>
+    <w:link w:val="Titulo1Char"/>
+    <w:qFormat/>
+    <w:rsid w:val="006D1F96"/>
+    <w:pPr>
+      <w:spacing w:line="360" w:lineRule="auto"/>
+      <w:ind w:left="431" w:hanging="431"/>
+      <w:jc w:val="left"/>
+    </w:pPr>
+    <w:rPr>
+      <w:b/>
+    </w:rPr>
+  </w:style>
+  <w:style w:type="character" w:customStyle="1" w:styleId="Ttulo1Char">
+    <w:name w:val="Título 1 Char"/>
+    <w:basedOn w:val="Fontepargpadro"/>
+    <w:link w:val="Ttulo1"/>
+    <w:rsid w:val="006D1F96"/>
+    <w:rPr>
+      <w:rFonts w:ascii="Times New Roman" w:eastAsia="Times New Roman" w:hAnsi="Times New Roman" w:cs="Times New Roman"/>
+      <w:sz w:val="24"/>
+      <w:szCs w:val="24"/>
+    </w:rPr>
+  </w:style>
+  <w:style w:type="character" w:customStyle="1" w:styleId="Titulo1Char">
+    <w:name w:val="Titulo 1 Char"/>
+    <w:basedOn w:val="Ttulo1Char"/>
+    <w:link w:val="Titulo1"/>
+    <w:rsid w:val="006D1F96"/>
+    <w:rPr>
+      <w:rFonts w:ascii="Times New Roman" w:eastAsia="Times New Roman" w:hAnsi="Times New Roman" w:cs="Times New Roman"/>
+      <w:b/>
+      <w:sz w:val="24"/>
+      <w:szCs w:val="24"/>
+    </w:rPr>
+  </w:style>
+  <w:style w:type="paragraph" w:customStyle="1" w:styleId="Titulo2">
+    <w:name w:val="Titulo 2"/>
+    <w:basedOn w:val="Ttulo2"/>
+    <w:link w:val="Titulo2Char"/>
+    <w:qFormat/>
+    <w:rsid w:val="006D1F96"/>
+    <w:pPr>
+      <w:pBdr>
+        <w:top w:val="nil"/>
+        <w:left w:val="nil"/>
+        <w:bottom w:val="nil"/>
+        <w:right w:val="nil"/>
+        <w:between w:val="nil"/>
+      </w:pBdr>
+      <w:spacing w:line="360" w:lineRule="auto"/>
+      <w:ind w:left="397" w:hanging="397"/>
+    </w:pPr>
+    <w:rPr>
+      <w:color w:val="000000"/>
+      <w:sz w:val="24"/>
+      <w:szCs w:val="24"/>
+    </w:rPr>
+  </w:style>
+  <w:style w:type="character" w:customStyle="1" w:styleId="Ttulo2Char">
+    <w:name w:val="Título 2 Char"/>
+    <w:basedOn w:val="Fontepargpadro"/>
+    <w:link w:val="Ttulo2"/>
+    <w:rsid w:val="006D1F96"/>
+    <w:rPr>
+      <w:rFonts w:ascii="Times New Roman" w:eastAsia="Times New Roman" w:hAnsi="Times New Roman" w:cs="Times New Roman"/>
+      <w:sz w:val="36"/>
+      <w:szCs w:val="36"/>
+    </w:rPr>
+  </w:style>
+  <w:style w:type="character" w:customStyle="1" w:styleId="Titulo2Char">
+    <w:name w:val="Titulo 2 Char"/>
+    <w:basedOn w:val="Ttulo2Char"/>
+    <w:link w:val="Titulo2"/>
+    <w:rsid w:val="006D1F96"/>
+    <w:rPr>
+      <w:rFonts w:ascii="Times New Roman" w:eastAsia="Times New Roman" w:hAnsi="Times New Roman" w:cs="Times New Roman"/>
+      <w:color w:val="000000"/>
+      <w:sz w:val="24"/>
+      <w:szCs w:val="24"/>
+    </w:rPr>
+  </w:style>
+  <w:style w:type="paragraph" w:customStyle="1" w:styleId="Titulo3">
+    <w:name w:val="Titulo 3"/>
+    <w:basedOn w:val="Ttulo3"/>
+    <w:link w:val="Titulo3Char"/>
+    <w:qFormat/>
+    <w:rsid w:val="006D1F96"/>
+    <w:pPr>
+      <w:pBdr>
+        <w:top w:val="nil"/>
+        <w:left w:val="nil"/>
+        <w:bottom w:val="nil"/>
+        <w:right w:val="nil"/>
+        <w:between w:val="nil"/>
+      </w:pBdr>
+      <w:ind w:left="0" w:firstLine="0"/>
+    </w:pPr>
+    <w:rPr>
+      <w:b/>
+      <w:color w:val="000000"/>
+    </w:rPr>
+  </w:style>
+  <w:style w:type="character" w:customStyle="1" w:styleId="Ttulo3Char">
+    <w:name w:val="Título 3 Char"/>
+    <w:basedOn w:val="Fontepargpadro"/>
+    <w:link w:val="Ttulo3"/>
+    <w:rsid w:val="006D1F96"/>
+    <w:rPr>
+      <w:rFonts w:ascii="Times New Roman" w:eastAsia="Times New Roman" w:hAnsi="Times New Roman" w:cs="Times New Roman"/>
+      <w:sz w:val="24"/>
+      <w:szCs w:val="24"/>
+    </w:rPr>
+  </w:style>
+  <w:style w:type="character" w:customStyle="1" w:styleId="Titulo3Char">
+    <w:name w:val="Titulo 3 Char"/>
+    <w:basedOn w:val="Ttulo3Char"/>
+    <w:link w:val="Titulo3"/>
+    <w:rsid w:val="006D1F96"/>
+    <w:rPr>
+      <w:rFonts w:ascii="Times New Roman" w:eastAsia="Times New Roman" w:hAnsi="Times New Roman" w:cs="Times New Roman"/>
+      <w:b/>
+      <w:color w:val="000000"/>
+      <w:sz w:val="24"/>
+      <w:szCs w:val="24"/>
+    </w:rPr>
+  </w:style>
+  <w:style w:type="paragraph" w:styleId="Sumrio2">
+    <w:name w:val="toc 2"/>
+    <w:basedOn w:val="Normal"/>
+    <w:next w:val="Normal"/>
+    <w:autoRedefine/>
+    <w:uiPriority w:val="39"/>
+    <w:unhideWhenUsed/>
+    <w:rsid w:val="00D86977"/>
+    <w:pPr>
+      <w:spacing w:before="120"/>
+      <w:ind w:left="220"/>
+    </w:pPr>
+    <w:rPr>
+      <w:rFonts w:asciiTheme="minorHAnsi" w:hAnsiTheme="minorHAnsi"/>
+      <w:i/>
+      <w:iCs/>
+      <w:sz w:val="20"/>
+      <w:szCs w:val="20"/>
+    </w:rPr>
+  </w:style>
+  <w:style w:type="paragraph" w:styleId="Sumrio1">
+    <w:name w:val="toc 1"/>
+    <w:basedOn w:val="Normal"/>
+    <w:next w:val="Normal"/>
+    <w:autoRedefine/>
+    <w:uiPriority w:val="39"/>
+    <w:unhideWhenUsed/>
+    <w:rsid w:val="00D86977"/>
+    <w:pPr>
+      <w:spacing w:before="240" w:after="120"/>
+    </w:pPr>
+    <w:rPr>
+      <w:rFonts w:asciiTheme="minorHAnsi" w:hAnsiTheme="minorHAnsi"/>
+      <w:b/>
+      <w:bCs/>
+      <w:sz w:val="20"/>
+      <w:szCs w:val="20"/>
+    </w:rPr>
+  </w:style>
+  <w:style w:type="paragraph" w:styleId="Sumrio3">
+    <w:name w:val="toc 3"/>
+    <w:basedOn w:val="Normal"/>
+    <w:next w:val="Normal"/>
+    <w:autoRedefine/>
+    <w:uiPriority w:val="39"/>
+    <w:unhideWhenUsed/>
+    <w:rsid w:val="00D86977"/>
+    <w:pPr>
+      <w:ind w:left="440"/>
+    </w:pPr>
+    <w:rPr>
+      <w:rFonts w:asciiTheme="minorHAnsi" w:hAnsiTheme="minorHAnsi"/>
+      <w:sz w:val="20"/>
+      <w:szCs w:val="20"/>
+    </w:rPr>
+  </w:style>
+  <w:style w:type="paragraph" w:styleId="Sumrio4">
+    <w:name w:val="toc 4"/>
+    <w:basedOn w:val="Normal"/>
+    <w:next w:val="Normal"/>
+    <w:autoRedefine/>
+    <w:uiPriority w:val="39"/>
+    <w:unhideWhenUsed/>
+    <w:rsid w:val="00D86977"/>
+    <w:pPr>
+      <w:ind w:left="660"/>
+    </w:pPr>
+    <w:rPr>
+      <w:rFonts w:asciiTheme="minorHAnsi" w:hAnsiTheme="minorHAnsi"/>
+      <w:sz w:val="20"/>
+      <w:szCs w:val="20"/>
+    </w:rPr>
+  </w:style>
+  <w:style w:type="paragraph" w:styleId="Sumrio5">
+    <w:name w:val="toc 5"/>
+    <w:basedOn w:val="Normal"/>
+    <w:next w:val="Normal"/>
+    <w:autoRedefine/>
+    <w:uiPriority w:val="39"/>
+    <w:unhideWhenUsed/>
+    <w:rsid w:val="00D86977"/>
+    <w:pPr>
+      <w:ind w:left="880"/>
+    </w:pPr>
+    <w:rPr>
+      <w:rFonts w:asciiTheme="minorHAnsi" w:hAnsiTheme="minorHAnsi"/>
+      <w:sz w:val="20"/>
+      <w:szCs w:val="20"/>
+    </w:rPr>
+  </w:style>
+  <w:style w:type="paragraph" w:styleId="Sumrio6">
+    <w:name w:val="toc 6"/>
+    <w:basedOn w:val="Normal"/>
+    <w:next w:val="Normal"/>
+    <w:autoRedefine/>
+    <w:uiPriority w:val="39"/>
+    <w:unhideWhenUsed/>
+    <w:rsid w:val="00D86977"/>
+    <w:pPr>
+      <w:ind w:left="1100"/>
+    </w:pPr>
+    <w:rPr>
+      <w:rFonts w:asciiTheme="minorHAnsi" w:hAnsiTheme="minorHAnsi"/>
+      <w:sz w:val="20"/>
+      <w:szCs w:val="20"/>
+    </w:rPr>
+  </w:style>
+  <w:style w:type="paragraph" w:styleId="Sumrio7">
+    <w:name w:val="toc 7"/>
+    <w:basedOn w:val="Normal"/>
+    <w:next w:val="Normal"/>
+    <w:autoRedefine/>
+    <w:uiPriority w:val="39"/>
+    <w:unhideWhenUsed/>
+    <w:rsid w:val="00D86977"/>
+    <w:pPr>
+      <w:ind w:left="1320"/>
+    </w:pPr>
+    <w:rPr>
+      <w:rFonts w:asciiTheme="minorHAnsi" w:hAnsiTheme="minorHAnsi"/>
+      <w:sz w:val="20"/>
+      <w:szCs w:val="20"/>
+    </w:rPr>
+  </w:style>
+  <w:style w:type="paragraph" w:styleId="Sumrio8">
+    <w:name w:val="toc 8"/>
+    <w:basedOn w:val="Normal"/>
+    <w:next w:val="Normal"/>
+    <w:autoRedefine/>
+    <w:uiPriority w:val="39"/>
+    <w:unhideWhenUsed/>
+    <w:rsid w:val="00D86977"/>
+    <w:pPr>
+      <w:ind w:left="1540"/>
+    </w:pPr>
+    <w:rPr>
+      <w:rFonts w:asciiTheme="minorHAnsi" w:hAnsiTheme="minorHAnsi"/>
+      <w:sz w:val="20"/>
+      <w:szCs w:val="20"/>
+    </w:rPr>
+  </w:style>
+  <w:style w:type="paragraph" w:styleId="Sumrio9">
+    <w:name w:val="toc 9"/>
+    <w:basedOn w:val="Normal"/>
+    <w:next w:val="Normal"/>
+    <w:autoRedefine/>
+    <w:uiPriority w:val="39"/>
+    <w:unhideWhenUsed/>
+    <w:rsid w:val="00D86977"/>
+    <w:pPr>
+      <w:ind w:left="1760"/>
+    </w:pPr>
+    <w:rPr>
+      <w:rFonts w:asciiTheme="minorHAnsi" w:hAnsiTheme="minorHAnsi"/>
+      <w:sz w:val="20"/>
+      <w:szCs w:val="20"/>
+    </w:rPr>
+  </w:style>
+  <w:style w:type="character" w:styleId="Hyperlink">
+    <w:name w:val="Hyperlink"/>
+    <w:basedOn w:val="Fontepargpadro"/>
+    <w:uiPriority w:val="99"/>
+    <w:unhideWhenUsed/>
+    <w:rsid w:val="00D86977"/>
+    <w:rPr>
+      <w:color w:val="0000FF" w:themeColor="hyperlink"/>
+      <w:u w:val="single"/>
+    </w:rPr>
   </w:style>
 </w:styles>
 </file>
@@ -2735,4 +4284,16 @@
   </a:objectDefaults>
   <a:extraClrSchemeLst/>
 </a:theme>
+</file>
+
+<file path=customXml/item1.xml><?xml version="1.0" encoding="utf-8"?>
+<b:Sources xmlns:b="http://schemas.openxmlformats.org/officeDocument/2006/bibliography" xmlns="http://schemas.openxmlformats.org/officeDocument/2006/bibliography" SelectedStyle="\APASixthEditionOfficeOnline.xsl" StyleName="APA" Version="6"/>
+</file>
+
+<file path=customXml/itemProps1.xml><?xml version="1.0" encoding="utf-8"?>
+<ds:datastoreItem xmlns:ds="http://schemas.openxmlformats.org/officeDocument/2006/customXml" ds:itemID="{15378B7D-DA5D-4643-BFD9-54A579F71B98}">
+  <ds:schemaRefs>
+    <ds:schemaRef ds:uri="http://schemas.openxmlformats.org/officeDocument/2006/bibliography"/>
+  </ds:schemaRefs>
+</ds:datastoreItem>
 </file>